--- a/courts/ninth-circuit/california/state/superior-court/san-diego-county/motion-brief/usage/OUTPUT-motion-brief-2.docx
+++ b/courts/ninth-circuit/california/state/superior-court/san-diego-county/motion-brief/usage/OUTPUT-motion-brief-2.docx
@@ -5,21 +5,14 @@
     <w:tbl>
       <w:tblPr>
         <w:tblW w:w="9360" w:type="dxa"/>
-        <w:tblInd w:w="0" w:type="dxa"/>
-        <w:tblBorders>
-          <w:top w:val="nil"/>
-          <w:left w:val="nil"/>
-          <w:bottom w:val="nil"/>
-          <w:right w:val="nil"/>
-          <w:insideH w:val="nil"/>
-          <w:insideV w:val="nil"/>
-        </w:tblBorders>
         <w:tblLayout w:type="fixed"/>
         <w:tblCellMar>
+          <w:top w:w="0" w:type="dxa"/>
           <w:left w:w="0" w:type="dxa"/>
+          <w:bottom w:w="0" w:type="dxa"/>
           <w:right w:w="0" w:type="dxa"/>
         </w:tblCellMar>
-        <w:tblLook w:val="0000" w:firstRow="0" w:lastRow="0" w:firstColumn="0" w:lastColumn="0" w:noHBand="1" w:noVBand="1"/>
+        <w:tblLook w:val="0000" w:firstRow="0" w:lastRow="0" w:firstColumn="0" w:lastColumn="0" w:noHBand="0" w:noVBand="0"/>
       </w:tblPr>
       <w:tblGrid>
         <w:gridCol w:w="9360"/>
@@ -27,66 +20,187 @@
       <w:tr>
         <w:trPr>
           <w:cantSplit/>
-          <w:trHeight w:val="3360" w:hRule="atLeast"/>
+          <w:trHeight w:val="3360" w:hRule="exact"/>
         </w:trPr>
         <w:tc>
           <w:tcPr>
             <w:tcW w:w="9360" w:type="dxa"/>
+            <w:tcMar>
+              <w:top w:w="192" w:type="dxa"/>
+            </w:tcMar>
           </w:tcPr>
           <w:p>
             <w:pPr>
-              <w:pStyle w:val="Single"/>
+              <w:spacing w:before="0" w:after="0" w:line="240" w:lineRule="exact"/>
+              <w:ind w:left="0" w:firstLine="0"/>
+              <w:jc w:val="left"/>
             </w:pPr>
             <w:r>
-              <w:t xml:space="preserve">SYNTHETIC COUNSEL (SBN 000000)</w:t>
+              <w:t xml:space="preserve">SYNTHETIC</w:t>
+            </w:r>
+            <w:r>
+              <w:t xml:space="preserve"> </w:t>
+            </w:r>
+            <w:r>
+              <w:t xml:space="preserve">COUNSEL</w:t>
+            </w:r>
+            <w:r>
+              <w:t xml:space="preserve"> </w:t>
+            </w:r>
+            <w:r>
+              <w:t xml:space="preserve">(SBN</w:t>
+            </w:r>
+            <w:r>
+              <w:t xml:space="preserve"> </w:t>
+            </w:r>
+            <w:r>
+              <w:t xml:space="preserve">000000)</w:t>
             </w:r>
           </w:p>
           <w:p>
             <w:pPr>
-              <w:pStyle w:val="Single"/>
+              <w:spacing w:before="0" w:after="0" w:line="240" w:lineRule="exact"/>
+              <w:ind w:left="0" w:firstLine="0"/>
+              <w:jc w:val="left"/>
             </w:pPr>
             <w:r>
-              <w:t xml:space="preserve">Example Firm LLP</w:t>
+              <w:t xml:space="preserve">Example</w:t>
+            </w:r>
+            <w:r>
+              <w:t xml:space="preserve"> </w:t>
+            </w:r>
+            <w:r>
+              <w:t xml:space="preserve">Firm</w:t>
+            </w:r>
+            <w:r>
+              <w:t xml:space="preserve"> </w:t>
+            </w:r>
+            <w:r>
+              <w:t xml:space="preserve">LLP</w:t>
             </w:r>
           </w:p>
           <w:p>
             <w:pPr>
-              <w:pStyle w:val="Single"/>
+              <w:spacing w:before="0" w:after="0" w:line="240" w:lineRule="exact"/>
+              <w:ind w:left="0" w:firstLine="0"/>
+              <w:jc w:val="left"/>
             </w:pPr>
             <w:r>
-              <w:t xml:space="preserve">1 Example Plaza, Suite 100</w:t>
+              <w:t xml:space="preserve">1</w:t>
+            </w:r>
+            <w:r>
+              <w:t xml:space="preserve"> </w:t>
+            </w:r>
+            <w:r>
+              <w:t xml:space="preserve">Example</w:t>
+            </w:r>
+            <w:r>
+              <w:t xml:space="preserve"> </w:t>
+            </w:r>
+            <w:r>
+              <w:t xml:space="preserve">Plaza,</w:t>
+            </w:r>
+            <w:r>
+              <w:t xml:space="preserve"> </w:t>
+            </w:r>
+            <w:r>
+              <w:t xml:space="preserve">Suite</w:t>
+            </w:r>
+            <w:r>
+              <w:t xml:space="preserve"> </w:t>
+            </w:r>
+            <w:r>
+              <w:t xml:space="preserve">100</w:t>
             </w:r>
           </w:p>
           <w:p>
             <w:pPr>
-              <w:pStyle w:val="Single"/>
+              <w:spacing w:before="0" w:after="0" w:line="240" w:lineRule="exact"/>
+              <w:ind w:left="0" w:firstLine="0"/>
+              <w:jc w:val="left"/>
             </w:pPr>
             <w:r>
-              <w:t xml:space="preserve">San Diego, California 92101</w:t>
+              <w:t xml:space="preserve">San</w:t>
+            </w:r>
+            <w:r>
+              <w:t xml:space="preserve"> </w:t>
+            </w:r>
+            <w:r>
+              <w:t xml:space="preserve">Diego,</w:t>
+            </w:r>
+            <w:r>
+              <w:t xml:space="preserve"> </w:t>
+            </w:r>
+            <w:r>
+              <w:t xml:space="preserve">California</w:t>
+            </w:r>
+            <w:r>
+              <w:t xml:space="preserve"> </w:t>
+            </w:r>
+            <w:r>
+              <w:t xml:space="preserve">92101</w:t>
             </w:r>
           </w:p>
           <w:p>
             <w:pPr>
-              <w:pStyle w:val="Single"/>
+              <w:spacing w:before="0" w:after="0" w:line="240" w:lineRule="exact"/>
+              <w:ind w:left="0" w:firstLine="0"/>
+              <w:jc w:val="left"/>
             </w:pPr>
             <w:r>
-              <w:t xml:space="preserve">Telephone: (619) 000-0000</w:t>
+              <w:t xml:space="preserve">Telephone:</w:t>
+            </w:r>
+            <w:r>
+              <w:t xml:space="preserve"> </w:t>
+            </w:r>
+            <w:r>
+              <w:t xml:space="preserve">(619)</w:t>
+            </w:r>
+            <w:r>
+              <w:t xml:space="preserve"> </w:t>
+            </w:r>
+            <w:r>
+              <w:t xml:space="preserve">000</w:t>
+              <w:noBreakHyphen/>
+              <w:t xml:space="preserve">0000</w:t>
             </w:r>
           </w:p>
           <w:p>
             <w:pPr>
-              <w:pStyle w:val="Single"/>
+              <w:spacing w:before="0" w:after="0" w:line="240" w:lineRule="exact"/>
+              <w:ind w:left="0" w:firstLine="0"/>
+              <w:jc w:val="left"/>
             </w:pPr>
             <w:r>
-              <w:t xml:space="preserve">E-mail: counsel@example.invalid</w:t>
+              <w:t xml:space="preserve">E-mail:</w:t>
+            </w:r>
+            <w:r>
+              <w:t xml:space="preserve"> </w:t>
+            </w:r>
+            <w:r>
+              <w:t xml:space="preserve">counsel@example.invalid</w:t>
             </w:r>
           </w:p>
           <w:p>
             <w:pPr>
-              <w:pStyle w:val="Single"/>
+              <w:spacing w:before="0" w:after="0" w:line="240" w:lineRule="exact"/>
+              <w:ind w:left="0" w:firstLine="0"/>
+              <w:jc w:val="left"/>
             </w:pPr>
             <w:r>
-              <w:t xml:space="preserve">Attorneys for Plaintiff</w:t>
+              <w:t xml:space="preserve">Attorneys</w:t>
+            </w:r>
+            <w:r>
+              <w:t xml:space="preserve"> </w:t>
+            </w:r>
+            <w:r>
+              <w:t xml:space="preserve">for</w:t>
+            </w:r>
+            <w:r>
+              <w:t xml:space="preserve"> </w:t>
+            </w:r>
+            <w:r>
+              <w:t xml:space="preserve">Plaintiff</w:t>
             </w:r>
           </w:p>
         </w:tc>
@@ -94,84 +208,216 @@
     </w:tbl>
     <w:p>
       <w:pPr>
-        <w:pStyle w:val="CourtTitle"/>
+        <w:spacing w:before="0" w:after="0" w:line="480" w:lineRule="exact"/>
+        <w:ind w:left="0" w:firstLine="0"/>
+        <w:jc w:val="center"/>
       </w:pPr>
       <w:r>
-        <w:t xml:space="preserve">SUPERIOR COURT OF THE STATE OF CALIFORNIA</w:t>
+        <w:rPr>
+          <w:b/>
+          <w:bCs/>
+        </w:rPr>
+        <w:t xml:space="preserve">SUPERIOR</w:t>
+      </w:r>
+      <w:r>
+        <w:rPr>
+          <w:b/>
+          <w:bCs/>
+        </w:rPr>
+        <w:t xml:space="preserve"> </w:t>
+      </w:r>
+      <w:r>
+        <w:rPr>
+          <w:b/>
+          <w:bCs/>
+        </w:rPr>
+        <w:t xml:space="preserve">COURT</w:t>
+      </w:r>
+      <w:r>
+        <w:rPr>
+          <w:b/>
+          <w:bCs/>
+        </w:rPr>
+        <w:t xml:space="preserve"> </w:t>
+      </w:r>
+      <w:r>
+        <w:rPr>
+          <w:b/>
+          <w:bCs/>
+        </w:rPr>
+        <w:t xml:space="preserve">OF</w:t>
+      </w:r>
+      <w:r>
+        <w:rPr>
+          <w:b/>
+          <w:bCs/>
+        </w:rPr>
+        <w:t xml:space="preserve"> </w:t>
+      </w:r>
+      <w:r>
+        <w:rPr>
+          <w:b/>
+          <w:bCs/>
+        </w:rPr>
+        <w:t xml:space="preserve">THE</w:t>
+      </w:r>
+      <w:r>
+        <w:rPr>
+          <w:b/>
+          <w:bCs/>
+        </w:rPr>
+        <w:t xml:space="preserve"> </w:t>
+      </w:r>
+      <w:r>
+        <w:rPr>
+          <w:b/>
+          <w:bCs/>
+        </w:rPr>
+        <w:t xml:space="preserve">STATE</w:t>
+      </w:r>
+      <w:r>
+        <w:rPr>
+          <w:b/>
+          <w:bCs/>
+        </w:rPr>
+        <w:t xml:space="preserve"> </w:t>
+      </w:r>
+      <w:r>
+        <w:rPr>
+          <w:b/>
+          <w:bCs/>
+        </w:rPr>
+        <w:t xml:space="preserve">OF</w:t>
+      </w:r>
+      <w:r>
+        <w:rPr>
+          <w:b/>
+          <w:bCs/>
+        </w:rPr>
+        <w:t xml:space="preserve"> </w:t>
+      </w:r>
+      <w:r>
+        <w:rPr>
+          <w:b/>
+          <w:bCs/>
+        </w:rPr>
+        <w:t xml:space="preserve">CALIFORNIA</w:t>
       </w:r>
     </w:p>
     <w:p>
       <w:pPr>
-        <w:pStyle w:val="CourtTitle"/>
+        <w:spacing w:before="0" w:after="480" w:line="480" w:lineRule="exact"/>
+        <w:ind w:left="0" w:firstLine="0"/>
+        <w:jc w:val="center"/>
       </w:pPr>
       <w:r>
-        <w:t xml:space="preserve">COUNTY OF SAN DIEGO</w:t>
-      </w:r>
-    </w:p>
-    <w:p>
-      <w:pPr>
-        <w:pStyle w:val="Normal"/>
-      </w:pPr>
+        <w:rPr>
+          <w:b/>
+          <w:bCs/>
+        </w:rPr>
+        <w:t xml:space="preserve">COUNTY</w:t>
+      </w:r>
+      <w:r>
+        <w:rPr>
+          <w:b/>
+          <w:bCs/>
+        </w:rPr>
+        <w:t xml:space="preserve"> </w:t>
+      </w:r>
+      <w:r>
+        <w:rPr>
+          <w:b/>
+          <w:bCs/>
+        </w:rPr>
+        <w:t xml:space="preserve">OF</w:t>
+      </w:r>
+      <w:r>
+        <w:rPr>
+          <w:b/>
+          <w:bCs/>
+        </w:rPr>
+        <w:t xml:space="preserve"> </w:t>
+      </w:r>
+      <w:r>
+        <w:rPr>
+          <w:b/>
+          <w:bCs/>
+        </w:rPr>
+        <w:t xml:space="preserve">SAN</w:t>
+      </w:r>
+      <w:r>
+        <w:rPr>
+          <w:b/>
+          <w:bCs/>
+        </w:rPr>
+        <w:t xml:space="preserve"> </w:t>
+      </w:r>
+      <w:r>
+        <w:rPr>
+          <w:b/>
+          <w:bCs/>
+        </w:rPr>
+        <w:t xml:space="preserve">DIEGO</w:t>
+      </w:r>
     </w:p>
     <w:tbl>
       <w:tblPr>
         <w:tblW w:w="9360" w:type="dxa"/>
-        <w:tblInd w:w="0" w:type="dxa"/>
-        <w:tblBorders>
-          <w:top w:val="nil"/>
-          <w:left w:val="nil"/>
-          <w:bottom w:val="nil"/>
-          <w:right w:val="nil"/>
-          <w:insideH w:val="nil"/>
-          <w:insideV w:val="nil"/>
-        </w:tblBorders>
         <w:tblLayout w:type="fixed"/>
         <w:tblCellMar>
+          <w:top w:w="0" w:type="dxa"/>
           <w:left w:w="0" w:type="dxa"/>
+          <w:bottom w:w="0" w:type="dxa"/>
           <w:right w:w="0" w:type="dxa"/>
         </w:tblCellMar>
-        <w:tblLook w:val="0000" w:firstRow="0" w:lastRow="0" w:firstColumn="0" w:lastColumn="0" w:noHBand="1" w:noVBand="1"/>
+        <w:tblLook w:val="0000" w:firstRow="0" w:lastRow="0" w:firstColumn="0" w:lastColumn="0" w:noHBand="0" w:noVBand="0"/>
       </w:tblPr>
       <w:tblGrid>
         <w:gridCol w:w="5184"/>
         <w:gridCol w:w="4176"/>
       </w:tblGrid>
       <w:tr>
-        <w:trPr>
-          <w:cantSplit/>
-        </w:trPr>
         <w:tc>
           <w:tcPr>
             <w:tcW w:w="5184" w:type="dxa"/>
             <w:tcBorders>
-              <w:right w:val="single" w:sz="4" w:space="0" w:color="000000"/>
-              <w:bottom w:val="single" w:sz="4" w:space="0" w:color="000000"/>
+              <w:bottom w:val="single" w:sz="6" w:space="0" w:color="000000"/>
+              <w:right w:val="single" w:sz="6" w:space="0" w:color="000000"/>
             </w:tcBorders>
             <w:tcMar>
-              <w:bottom w:w="173" w:type="dxa"/>
-              <w:right w:w="173" w:type="dxa"/>
+              <w:top w:w="192" w:type="dxa"/>
+              <w:bottom w:w="180" w:type="dxa"/>
+              <w:right w:w="180" w:type="dxa"/>
             </w:tcMar>
           </w:tcPr>
           <w:p>
             <w:pPr>
-              <w:pStyle w:val="Single"/>
+              <w:spacing w:before="0" w:after="0" w:line="240" w:lineRule="exact"/>
+              <w:ind w:left="0" w:firstLine="0"/>
+              <w:jc w:val="left"/>
             </w:pPr>
             <w:r>
-              <w:t xml:space="preserve">JANE EXAMPLE,</w:t>
+              <w:t xml:space="preserve">JANE</w:t>
+            </w:r>
+            <w:r>
+              <w:t xml:space="preserve"> </w:t>
+            </w:r>
+            <w:r>
+              <w:t xml:space="preserve">EXAMPLE,</w:t>
             </w:r>
           </w:p>
           <w:p>
             <w:pPr>
-              <w:pStyle w:val="Single"/>
+              <w:spacing w:before="0" w:after="0" w:line="240" w:lineRule="exact"/>
+              <w:ind w:left="0" w:firstLine="0"/>
+              <w:jc w:val="left"/>
             </w:pPr>
-            <w:r>
-              <w:t xml:space="preserve"/>
-            </w:r>
           </w:p>
           <w:p>
             <w:pPr>
-              <w:pStyle w:val="Single"/>
-              <w:ind w:left="960"/>
+              <w:spacing w:before="0" w:after="0" w:line="240" w:lineRule="exact"/>
+              <w:ind w:left="960" w:firstLine="0"/>
+              <w:jc w:val="left"/>
             </w:pPr>
             <w:r>
               <w:t xml:space="preserve">Plaintiff,</w:t>
@@ -179,16 +425,16 @@
           </w:p>
           <w:p>
             <w:pPr>
-              <w:pStyle w:val="Single"/>
+              <w:spacing w:before="0" w:after="0" w:line="240" w:lineRule="exact"/>
+              <w:ind w:left="0" w:firstLine="0"/>
+              <w:jc w:val="left"/>
             </w:pPr>
-            <w:r>
-              <w:t xml:space="preserve"/>
-            </w:r>
           </w:p>
           <w:p>
             <w:pPr>
-              <w:pStyle w:val="Single"/>
-              <w:ind w:left="300"/>
+              <w:spacing w:before="0" w:after="0" w:line="240" w:lineRule="exact"/>
+              <w:ind w:left="300" w:firstLine="0"/>
+              <w:jc w:val="left"/>
             </w:pPr>
             <w:r>
               <w:t xml:space="preserve">v.</w:t>
@@ -196,32 +442,87 @@
           </w:p>
           <w:p>
             <w:pPr>
-              <w:pStyle w:val="Single"/>
+              <w:spacing w:before="0" w:after="0" w:line="240" w:lineRule="exact"/>
+              <w:ind w:left="0" w:firstLine="0"/>
+              <w:jc w:val="left"/>
             </w:pPr>
-            <w:r>
-              <w:t xml:space="preserve"/>
-            </w:r>
           </w:p>
           <w:p>
             <w:pPr>
-              <w:pStyle w:val="Single"/>
+              <w:spacing w:before="0" w:after="0" w:line="240" w:lineRule="exact"/>
+              <w:ind w:left="0" w:firstLine="0"/>
+              <w:jc w:val="left"/>
             </w:pPr>
             <w:r>
-              <w:t xml:space="preserve">EXAMPLE CORPORATION, a Delaware corporation; and DOES 1 through 10,</w:t>
+              <w:t xml:space="preserve">EXAMPLE</w:t>
+            </w:r>
+            <w:r>
+              <w:t xml:space="preserve"> </w:t>
+            </w:r>
+            <w:r>
+              <w:t xml:space="preserve">CORPORATION,</w:t>
+            </w:r>
+            <w:r>
+              <w:t xml:space="preserve"> </w:t>
+            </w:r>
+            <w:r>
+              <w:t xml:space="preserve">a</w:t>
+            </w:r>
+            <w:r>
+              <w:t xml:space="preserve"> </w:t>
+            </w:r>
+            <w:r>
+              <w:t xml:space="preserve">Delaware</w:t>
+            </w:r>
+            <w:r>
+              <w:t xml:space="preserve"> </w:t>
+            </w:r>
+            <w:r>
+              <w:t xml:space="preserve">corporation;</w:t>
+            </w:r>
+            <w:r>
+              <w:t xml:space="preserve"> </w:t>
+            </w:r>
+            <w:r>
+              <w:t xml:space="preserve">and</w:t>
+            </w:r>
+            <w:r>
+              <w:t xml:space="preserve"> </w:t>
+            </w:r>
+            <w:r>
+              <w:t xml:space="preserve">DOES</w:t>
+            </w:r>
+            <w:r>
+              <w:t xml:space="preserve"> </w:t>
+            </w:r>
+            <w:r>
+              <w:t xml:space="preserve">1</w:t>
+            </w:r>
+            <w:r>
+              <w:t xml:space="preserve"> </w:t>
+            </w:r>
+            <w:r>
+              <w:t xml:space="preserve">through</w:t>
+            </w:r>
+            <w:r>
+              <w:t xml:space="preserve"> </w:t>
+            </w:r>
+            <w:r>
+              <w:t xml:space="preserve">10,</w:t>
             </w:r>
           </w:p>
           <w:p>
             <w:pPr>
-              <w:pStyle w:val="Single"/>
+              <w:spacing w:before="0" w:after="0" w:line="240" w:lineRule="exact"/>
+              <w:ind w:left="0" w:firstLine="0"/>
+              <w:jc w:val="left"/>
             </w:pPr>
-            <w:r>
-              <w:t xml:space="preserve"/>
-            </w:r>
           </w:p>
           <w:p>
             <w:pPr>
-              <w:pStyle w:val="Single"/>
-              <w:ind w:left="960"/>
+              <w:spacing w:before="0" w:after="0" w:line="240" w:lineRule="exact"/>
+              <w:ind w:left="960" w:firstLine="0"/>
+              <w:jc w:val="left"/>
             </w:pPr>
             <w:r>
               <w:t xml:space="preserve">Defendants.</w:t>
@@ -232,138 +533,395 @@
           <w:tcPr>
             <w:tcW w:w="4176" w:type="dxa"/>
             <w:tcMar>
+              <w:top w:w="192" w:type="dxa"/>
               <w:left w:w="288" w:type="dxa"/>
+              <w:bottom w:w="180" w:type="dxa"/>
             </w:tcMar>
           </w:tcPr>
           <w:p>
             <w:pPr>
-              <w:pStyle w:val="Single"/>
+              <w:spacing w:before="0" w:after="0" w:line="240" w:lineRule="exact"/>
+              <w:ind w:left="0" w:firstLine="0"/>
+              <w:jc w:val="left"/>
             </w:pPr>
             <w:r>
-              <w:t xml:space="preserve">Case No.: SYNTHETIC-0001</w:t>
+              <w:t xml:space="preserve">Case</w:t>
+            </w:r>
+            <w:r>
+              <w:t xml:space="preserve"> </w:t>
+            </w:r>
+            <w:r>
+              <w:t xml:space="preserve">No.:</w:t>
+            </w:r>
+            <w:r>
+              <w:t xml:space="preserve"> </w:t>
+            </w:r>
+            <w:r>
+              <w:t xml:space="preserve">SYNTHETIC</w:t>
+              <w:noBreakHyphen/>
+              <w:t xml:space="preserve">0001</w:t>
             </w:r>
           </w:p>
           <w:p>
             <w:pPr>
-              <w:pStyle w:val="Single"/>
+              <w:spacing w:before="240" w:after="0" w:line="240" w:lineRule="exact"/>
+              <w:ind w:left="0" w:firstLine="0"/>
+              <w:jc w:val="left"/>
             </w:pPr>
+            <w:r>
+              <w:rPr>
+                <w:b/>
+                <w:bCs/>
+              </w:rPr>
+              <w:t xml:space="preserve">PLAINTIFF’S</w:t>
+            </w:r>
+            <w:r>
+              <w:rPr>
+                <w:b/>
+                <w:bCs/>
+              </w:rPr>
+              <w:t xml:space="preserve"> </w:t>
+            </w:r>
+            <w:r>
+              <w:rPr>
+                <w:b/>
+                <w:bCs/>
+              </w:rPr>
+              <w:t xml:space="preserve">MOTION</w:t>
+            </w:r>
+            <w:r>
+              <w:rPr>
+                <w:b/>
+                <w:bCs/>
+              </w:rPr>
+              <w:t xml:space="preserve"> </w:t>
+            </w:r>
+            <w:r>
+              <w:rPr>
+                <w:b/>
+                <w:bCs/>
+              </w:rPr>
+              <w:t xml:space="preserve">TO</w:t>
+            </w:r>
+            <w:r>
+              <w:rPr>
+                <w:b/>
+                <w:bCs/>
+              </w:rPr>
+              <w:t xml:space="preserve"> </w:t>
+            </w:r>
+            <w:r>
+              <w:rPr>
+                <w:b/>
+                <w:bCs/>
+              </w:rPr>
+              <w:t xml:space="preserve">COMPEL</w:t>
+            </w:r>
+            <w:r>
+              <w:rPr>
+                <w:b/>
+                <w:bCs/>
+              </w:rPr>
+              <w:t xml:space="preserve"> </w:t>
+            </w:r>
+            <w:r>
+              <w:rPr>
+                <w:b/>
+                <w:bCs/>
+              </w:rPr>
+              <w:t xml:space="preserve">FURTHER</w:t>
+            </w:r>
+            <w:r>
+              <w:rPr>
+                <w:b/>
+                <w:bCs/>
+              </w:rPr>
+              <w:t xml:space="preserve"> </w:t>
+            </w:r>
+            <w:r>
+              <w:rPr>
+                <w:b/>
+                <w:bCs/>
+              </w:rPr>
+              <w:t xml:space="preserve">RESPONSES;</w:t>
+            </w:r>
           </w:p>
           <w:p>
             <w:pPr>
-              <w:pStyle w:val="CaptionTitle"/>
+              <w:spacing w:before="0" w:after="0" w:line="240" w:lineRule="exact"/>
+              <w:ind w:left="0" w:firstLine="0"/>
+              <w:jc w:val="left"/>
             </w:pPr>
             <w:r>
-              <w:t xml:space="preserve">PLAINTIFF’S MOTION TO COMPEL FURTHER RESPONSES;</w:t>
+              <w:rPr>
+                <w:b/>
+                <w:bCs/>
+              </w:rPr>
+              <w:t xml:space="preserve">MEMORANDUM</w:t>
+            </w:r>
+            <w:r>
+              <w:rPr>
+                <w:b/>
+                <w:bCs/>
+              </w:rPr>
+              <w:t xml:space="preserve"> </w:t>
+            </w:r>
+            <w:r>
+              <w:rPr>
+                <w:b/>
+                <w:bCs/>
+              </w:rPr>
+              <w:t xml:space="preserve">OF</w:t>
+            </w:r>
+            <w:r>
+              <w:rPr>
+                <w:b/>
+                <w:bCs/>
+              </w:rPr>
+              <w:t xml:space="preserve"> </w:t>
+            </w:r>
+            <w:r>
+              <w:rPr>
+                <w:b/>
+                <w:bCs/>
+              </w:rPr>
+              <w:t xml:space="preserve">POINTS</w:t>
+            </w:r>
+            <w:r>
+              <w:rPr>
+                <w:b/>
+                <w:bCs/>
+              </w:rPr>
+              <w:t xml:space="preserve"> </w:t>
+            </w:r>
+            <w:r>
+              <w:rPr>
+                <w:b/>
+                <w:bCs/>
+              </w:rPr>
+              <w:t xml:space="preserve">AND</w:t>
+            </w:r>
+            <w:r>
+              <w:rPr>
+                <w:b/>
+                <w:bCs/>
+              </w:rPr>
+              <w:t xml:space="preserve"> </w:t>
+            </w:r>
+            <w:r>
+              <w:rPr>
+                <w:b/>
+                <w:bCs/>
+              </w:rPr>
+              <w:t xml:space="preserve">AUTHORITIES</w:t>
             </w:r>
           </w:p>
           <w:p>
             <w:pPr>
-              <w:pStyle w:val="CaptionTitle"/>
+              <w:spacing w:before="240" w:after="0" w:line="240" w:lineRule="exact"/>
+              <w:ind w:left="0" w:firstLine="0"/>
+              <w:jc w:val="left"/>
             </w:pPr>
             <w:r>
-              <w:t xml:space="preserve">MEMORANDUM OF POINTS AND AUTHORITIES</w:t>
+              <w:t xml:space="preserve">[Synthetic</w:t>
+            </w:r>
+            <w:r>
+              <w:t xml:space="preserve"> </w:t>
+            </w:r>
+            <w:r>
+              <w:t xml:space="preserve">example:</w:t>
+            </w:r>
+            <w:r>
+              <w:t xml:space="preserve"> </w:t>
+            </w:r>
+            <w:r>
+              <w:t xml:space="preserve">no</w:t>
+            </w:r>
+            <w:r>
+              <w:t xml:space="preserve"> </w:t>
+            </w:r>
+            <w:r>
+              <w:t xml:space="preserve">filed</w:t>
+            </w:r>
+            <w:r>
+              <w:t xml:space="preserve"> </w:t>
+            </w:r>
+            <w:r>
+              <w:t xml:space="preserve">exemplar;</w:t>
+            </w:r>
+            <w:r>
+              <w:t xml:space="preserve"> </w:t>
+            </w:r>
+            <w:r>
+              <w:t xml:space="preserve">see</w:t>
+            </w:r>
+            <w:r>
+              <w:t xml:space="preserve"> </w:t>
+            </w:r>
+            <w:r>
+              <w:t xml:space="preserve">README.md]</w:t>
             </w:r>
           </w:p>
           <w:p>
             <w:pPr>
-              <w:pStyle w:val="Single"/>
+              <w:spacing w:before="240" w:after="0" w:line="240" w:lineRule="exact"/>
+              <w:ind w:left="0" w:firstLine="0"/>
+              <w:jc w:val="left"/>
             </w:pPr>
+            <w:r>
+              <w:t xml:space="preserve">Date:</w:t>
+            </w:r>
+            <w:r>
+              <w:t xml:space="preserve"> </w:t>
+            </w:r>
+            <w:r>
+              <w:t xml:space="preserve">November</w:t>
+            </w:r>
+            <w:r>
+              <w:t xml:space="preserve"> </w:t>
+            </w:r>
+            <w:r>
+              <w:t xml:space="preserve">20,</w:t>
+            </w:r>
+            <w:r>
+              <w:t xml:space="preserve"> </w:t>
+            </w:r>
+            <w:r>
+              <w:t xml:space="preserve">2026</w:t>
+            </w:r>
           </w:p>
           <w:p>
             <w:pPr>
-              <w:pStyle w:val="Single"/>
+              <w:spacing w:before="0" w:after="0" w:line="240" w:lineRule="exact"/>
+              <w:ind w:left="0" w:firstLine="0"/>
+              <w:jc w:val="left"/>
             </w:pPr>
             <w:r>
-              <w:t xml:space="preserve">[Synthetic example: no filed exemplar; see README.md]</w:t>
+              <w:t xml:space="preserve">Time:</w:t>
+            </w:r>
+            <w:r>
+              <w:t xml:space="preserve"> </w:t>
+            </w:r>
+            <w:r>
+              <w:t xml:space="preserve">9:00</w:t>
+            </w:r>
+            <w:r>
+              <w:t xml:space="preserve"> </w:t>
+            </w:r>
+            <w:r>
+              <w:t xml:space="preserve">a.m.</w:t>
             </w:r>
           </w:p>
           <w:p>
             <w:pPr>
-              <w:pStyle w:val="Single"/>
+              <w:spacing w:before="0" w:after="0" w:line="240" w:lineRule="exact"/>
+              <w:ind w:left="0" w:firstLine="0"/>
+              <w:jc w:val="left"/>
             </w:pPr>
+            <w:r>
+              <w:t xml:space="preserve">Dept.:</w:t>
+            </w:r>
+            <w:r>
+              <w:t xml:space="preserve"> </w:t>
+            </w:r>
+            <w:r>
+              <w:t xml:space="preserve">99</w:t>
+            </w:r>
+            <w:r>
+              <w:t xml:space="preserve"> </w:t>
+            </w:r>
+            <w:r>
+              <w:t xml:space="preserve">(synthetic)</w:t>
+            </w:r>
           </w:p>
           <w:p>
             <w:pPr>
-              <w:pStyle w:val="Single"/>
+              <w:spacing w:before="0" w:after="0" w:line="240" w:lineRule="exact"/>
+              <w:ind w:left="0" w:firstLine="0"/>
+              <w:jc w:val="left"/>
             </w:pPr>
             <w:r>
-              <w:t xml:space="preserve">Date:</w:t>
-            </w:r>
-            <w:r>
-              <w:t xml:space="preserve"> </w:t>
-            </w:r>
-            <w:r>
-              <w:t xml:space="preserve">November 20, 2026</w:t>
+              <w:t xml:space="preserve">Judge:</w:t>
+            </w:r>
+            <w:r>
+              <w:t xml:space="preserve"> </w:t>
+            </w:r>
+            <w:r>
+              <w:t xml:space="preserve">Hon.</w:t>
+            </w:r>
+            <w:r>
+              <w:t xml:space="preserve"> </w:t>
+            </w:r>
+            <w:r>
+              <w:t xml:space="preserve">Synthetic</w:t>
+            </w:r>
+            <w:r>
+              <w:t xml:space="preserve"> </w:t>
+            </w:r>
+            <w:r>
+              <w:t xml:space="preserve">Judge</w:t>
             </w:r>
           </w:p>
           <w:p>
             <w:pPr>
-              <w:pStyle w:val="Single"/>
+              <w:spacing w:before="0" w:after="0" w:line="240" w:lineRule="exact"/>
+              <w:ind w:left="0" w:firstLine="0"/>
+              <w:jc w:val="left"/>
             </w:pPr>
             <w:r>
-              <w:t xml:space="preserve">Time:</w:t>
-            </w:r>
-            <w:r>
-              <w:t xml:space="preserve"> </w:t>
-            </w:r>
-            <w:r>
-              <w:t xml:space="preserve">9:00 a.m.</w:t>
+              <w:t xml:space="preserve">Action</w:t>
+            </w:r>
+            <w:r>
+              <w:t xml:space="preserve"> </w:t>
+            </w:r>
+            <w:r>
+              <w:t xml:space="preserve">filed:</w:t>
+            </w:r>
+            <w:r>
+              <w:t xml:space="preserve"> </w:t>
+            </w:r>
+            <w:r>
+              <w:t xml:space="preserve">January</w:t>
+            </w:r>
+            <w:r>
+              <w:t xml:space="preserve"> </w:t>
+            </w:r>
+            <w:r>
+              <w:t xml:space="preserve">5,</w:t>
+            </w:r>
+            <w:r>
+              <w:t xml:space="preserve"> </w:t>
+            </w:r>
+            <w:r>
+              <w:t xml:space="preserve">2026</w:t>
             </w:r>
           </w:p>
           <w:p>
             <w:pPr>
-              <w:pStyle w:val="Single"/>
+              <w:spacing w:before="0" w:after="0" w:line="240" w:lineRule="exact"/>
+              <w:ind w:left="0" w:firstLine="0"/>
+              <w:jc w:val="left"/>
             </w:pPr>
             <w:r>
-              <w:t xml:space="preserve">Dept.:</w:t>
-            </w:r>
-            <w:r>
-              <w:t xml:space="preserve"> </w:t>
-            </w:r>
-            <w:r>
-              <w:t xml:space="preserve">99 (synthetic)</w:t>
-            </w:r>
-          </w:p>
-          <w:p>
-            <w:pPr>
-              <w:pStyle w:val="Single"/>
-            </w:pPr>
-            <w:r>
-              <w:t xml:space="preserve">Judge:</w:t>
-            </w:r>
-            <w:r>
-              <w:t xml:space="preserve"> </w:t>
-            </w:r>
-            <w:r>
-              <w:t xml:space="preserve">Hon. Synthetic Judge</w:t>
-            </w:r>
-          </w:p>
-          <w:p>
-            <w:pPr>
-              <w:pStyle w:val="Single"/>
-            </w:pPr>
-            <w:r>
-              <w:t xml:space="preserve">Action filed:</w:t>
-            </w:r>
-            <w:r>
-              <w:t xml:space="preserve"> </w:t>
-            </w:r>
-            <w:r>
-              <w:t xml:space="preserve">January 5, 2026</w:t>
-            </w:r>
-          </w:p>
-          <w:p>
-            <w:pPr>
-              <w:pStyle w:val="Single"/>
-            </w:pPr>
-            <w:r>
-              <w:t xml:space="preserve">Trial date:</w:t>
-            </w:r>
-            <w:r>
-              <w:t xml:space="preserve"> </w:t>
-            </w:r>
-            <w:r>
-              <w:t xml:space="preserve">None set</w:t>
+              <w:t xml:space="preserve">Trial</w:t>
+            </w:r>
+            <w:r>
+              <w:t xml:space="preserve"> </w:t>
+            </w:r>
+            <w:r>
+              <w:t xml:space="preserve">date:</w:t>
+            </w:r>
+            <w:r>
+              <w:t xml:space="preserve"> </w:t>
+            </w:r>
+            <w:r>
+              <w:t xml:space="preserve">None</w:t>
+            </w:r>
+            <w:r>
+              <w:t xml:space="preserve"> </w:t>
+            </w:r>
+            <w:r>
+              <w:t xml:space="preserve">set</w:t>
             </w:r>
           </w:p>
         </w:tc>
@@ -371,182 +929,1322 @@
     </w:tbl>
     <w:p>
       <w:pPr>
-        <w:pStyle w:val="Normal"/>
+        <w:pStyle w:val="Heading2"/>
+        <w:keepNext/>
+        <w:keepLines/>
+        <w:spacing w:before="480" w:after="0" w:line="480" w:lineRule="exact"/>
+        <w:ind w:left="0" w:firstLine="0"/>
+        <w:jc w:val="center"/>
       </w:pPr>
+      <w:r>
+        <w:rPr>
+          <w:b/>
+          <w:bCs/>
+        </w:rPr>
+        <w:t xml:space="preserve">I.</w:t>
+      </w:r>
+      <w:r>
+        <w:rPr>
+          <w:b/>
+          <w:bCs/>
+        </w:rPr>
+        <w:t xml:space="preserve"> </w:t>
+      </w:r>
+      <w:r>
+        <w:rPr>
+          <w:b/>
+          <w:bCs/>
+        </w:rPr>
+        <w:t xml:space="preserve">INTRODUCTION</w:t>
+      </w:r>
+    </w:p>
+    <w:p>
+      <w:pPr>
+        <w:spacing w:before="0" w:after="0" w:line="480" w:lineRule="exact"/>
+        <w:ind w:left="0" w:firstLine="720"/>
+        <w:jc w:val="left"/>
+      </w:pPr>
+      <w:r>
+        <w:t xml:space="preserve">1.</w:t>
+      </w:r>
+      <w:r>
+        <w:t xml:space="preserve"> </w:t>
+      </w:r>
+      <w:r>
+        <w:t xml:space="preserve">This</w:t>
+      </w:r>
+      <w:r>
+        <w:t xml:space="preserve"> </w:t>
+      </w:r>
+      <w:r>
+        <w:t xml:space="preserve">paragraph</w:t>
+      </w:r>
+      <w:r>
+        <w:t xml:space="preserve"> </w:t>
+      </w:r>
+      <w:r>
+        <w:t xml:space="preserve">is</w:t>
+      </w:r>
+      <w:r>
+        <w:t xml:space="preserve"> </w:t>
+      </w:r>
+      <w:r>
+        <w:t xml:space="preserve">synthetic</w:t>
+      </w:r>
+      <w:r>
+        <w:t xml:space="preserve"> </w:t>
+      </w:r>
+      <w:r>
+        <w:t xml:space="preserve">placeholder</w:t>
+      </w:r>
+      <w:r>
+        <w:t xml:space="preserve"> </w:t>
+      </w:r>
+      <w:r>
+        <w:t xml:space="preserve">text.</w:t>
+      </w:r>
+      <w:r>
+        <w:t xml:space="preserve"> </w:t>
+      </w:r>
+      <w:r>
+        <w:t xml:space="preserve">It</w:t>
+      </w:r>
+      <w:r>
+        <w:t xml:space="preserve"> </w:t>
+      </w:r>
+      <w:r>
+        <w:t xml:space="preserve">exists</w:t>
+      </w:r>
+      <w:r>
+        <w:t xml:space="preserve"> </w:t>
+      </w:r>
+      <w:r>
+        <w:t xml:space="preserve">only</w:t>
+      </w:r>
+      <w:r>
+        <w:t xml:space="preserve"> </w:t>
+      </w:r>
+      <w:r>
+        <w:t xml:space="preserve">to</w:t>
+      </w:r>
+      <w:r>
+        <w:t xml:space="preserve"> </w:t>
+      </w:r>
+      <w:r>
+        <w:t xml:space="preserve">exercise</w:t>
+      </w:r>
+      <w:r>
+        <w:t xml:space="preserve"> </w:t>
+      </w:r>
+      <w:r>
+        <w:t xml:space="preserve">the</w:t>
+      </w:r>
+      <w:r>
+        <w:t xml:space="preserve"> </w:t>
+      </w:r>
+      <w:r>
+        <w:t xml:space="preserve">pleading</w:t>
+      </w:r>
+      <w:r>
+        <w:t xml:space="preserve"> </w:t>
+      </w:r>
+      <w:r>
+        <w:t xml:space="preserve">grid,</w:t>
+      </w:r>
+      <w:r>
+        <w:t xml:space="preserve"> </w:t>
+      </w:r>
+      <w:r>
+        <w:t xml:space="preserve">the</w:t>
+      </w:r>
+      <w:r>
+        <w:t xml:space="preserve"> </w:t>
+      </w:r>
+      <w:r>
+        <w:t xml:space="preserve">first-page</w:t>
+      </w:r>
+      <w:r>
+        <w:t xml:space="preserve"> </w:t>
+      </w:r>
+      <w:r>
+        <w:t xml:space="preserve">hearing</w:t>
+      </w:r>
+      <w:r>
+        <w:t xml:space="preserve"> </w:t>
+      </w:r>
+      <w:r>
+        <w:t xml:space="preserve">block</w:t>
+      </w:r>
+      <w:r>
+        <w:t xml:space="preserve"> </w:t>
+      </w:r>
+      <w:r>
+        <w:t xml:space="preserve">and</w:t>
+      </w:r>
+      <w:r>
+        <w:t xml:space="preserve"> </w:t>
+      </w:r>
+      <w:r>
+        <w:t xml:space="preserve">the</w:t>
+      </w:r>
+      <w:r>
+        <w:t xml:space="preserve"> </w:t>
+      </w:r>
+      <w:r>
+        <w:t xml:space="preserve">signature</w:t>
+      </w:r>
+      <w:r>
+        <w:t xml:space="preserve"> </w:t>
+      </w:r>
+      <w:r>
+        <w:t xml:space="preserve">block</w:t>
+      </w:r>
+      <w:r>
+        <w:t xml:space="preserve"> </w:t>
+      </w:r>
+      <w:r>
+        <w:t xml:space="preserve">of</w:t>
+      </w:r>
+      <w:r>
+        <w:t xml:space="preserve"> </w:t>
+      </w:r>
+      <w:r>
+        <w:t xml:space="preserve">the</w:t>
+      </w:r>
+      <w:r>
+        <w:t xml:space="preserve"> </w:t>
+      </w:r>
+      <w:r>
+        <w:t xml:space="preserve">template.</w:t>
+      </w:r>
+      <w:r>
+        <w:t xml:space="preserve"> </w:t>
+      </w:r>
+      <w:r>
+        <w:t xml:space="preserve">It</w:t>
+      </w:r>
+      <w:r>
+        <w:t xml:space="preserve"> </w:t>
+      </w:r>
+      <w:r>
+        <w:t xml:space="preserve">states</w:t>
+      </w:r>
+      <w:r>
+        <w:t xml:space="preserve"> </w:t>
+      </w:r>
+      <w:r>
+        <w:t xml:space="preserve">no</w:t>
+      </w:r>
+      <w:r>
+        <w:t xml:space="preserve"> </w:t>
+      </w:r>
+      <w:r>
+        <w:t xml:space="preserve">facts</w:t>
+      </w:r>
+      <w:r>
+        <w:t xml:space="preserve"> </w:t>
+      </w:r>
+      <w:r>
+        <w:t xml:space="preserve">and</w:t>
+      </w:r>
+      <w:r>
+        <w:t xml:space="preserve"> </w:t>
+      </w:r>
+      <w:r>
+        <w:t xml:space="preserve">cites</w:t>
+      </w:r>
+      <w:r>
+        <w:t xml:space="preserve"> </w:t>
+      </w:r>
+      <w:r>
+        <w:t xml:space="preserve">no</w:t>
+      </w:r>
+      <w:r>
+        <w:t xml:space="preserve"> </w:t>
+      </w:r>
+      <w:r>
+        <w:t xml:space="preserve">authority.</w:t>
+      </w:r>
+    </w:p>
+    <w:p>
+      <w:pPr>
+        <w:spacing w:before="0" w:after="0" w:line="480" w:lineRule="exact"/>
+        <w:ind w:left="0" w:firstLine="720"/>
+        <w:jc w:val="left"/>
+      </w:pPr>
+      <w:r>
+        <w:t xml:space="preserve">2.</w:t>
+      </w:r>
+      <w:r>
+        <w:t xml:space="preserve"> </w:t>
+      </w:r>
+      <w:r>
+        <w:t xml:space="preserve">Defendant’s</w:t>
+      </w:r>
+      <w:r>
+        <w:t xml:space="preserve"> </w:t>
+      </w:r>
+      <w:r>
+        <w:t xml:space="preserve">responses</w:t>
+      </w:r>
+      <w:r>
+        <w:t xml:space="preserve"> </w:t>
+      </w:r>
+      <w:r>
+        <w:t xml:space="preserve">to</w:t>
+      </w:r>
+      <w:r>
+        <w:t xml:space="preserve"> </w:t>
+      </w:r>
+      <w:r>
+        <w:t xml:space="preserve">the</w:t>
+      </w:r>
+      <w:r>
+        <w:t xml:space="preserve"> </w:t>
+      </w:r>
+      <w:r>
+        <w:t xml:space="preserve">first</w:t>
+      </w:r>
+      <w:r>
+        <w:t xml:space="preserve"> </w:t>
+      </w:r>
+      <w:r>
+        <w:t xml:space="preserve">set</w:t>
+      </w:r>
+      <w:r>
+        <w:t xml:space="preserve"> </w:t>
+      </w:r>
+      <w:r>
+        <w:t xml:space="preserve">of</w:t>
+      </w:r>
+      <w:r>
+        <w:t xml:space="preserve"> </w:t>
+      </w:r>
+      <w:r>
+        <w:t xml:space="preserve">requests</w:t>
+      </w:r>
+      <w:r>
+        <w:t xml:space="preserve"> </w:t>
+      </w:r>
+      <w:r>
+        <w:t xml:space="preserve">for</w:t>
+      </w:r>
+      <w:r>
+        <w:t xml:space="preserve"> </w:t>
+      </w:r>
+      <w:r>
+        <w:t xml:space="preserve">production</w:t>
+      </w:r>
+      <w:r>
+        <w:t xml:space="preserve"> </w:t>
+      </w:r>
+      <w:r>
+        <w:t xml:space="preserve">were</w:t>
+      </w:r>
+      <w:r>
+        <w:t xml:space="preserve"> </w:t>
+      </w:r>
+      <w:r>
+        <w:t xml:space="preserve">incomplete.</w:t>
+      </w:r>
+      <w:r>
+        <w:t xml:space="preserve"> </w:t>
+      </w:r>
+      <w:r>
+        <w:t xml:space="preserve">The</w:t>
+      </w:r>
+      <w:r>
+        <w:t xml:space="preserve"> </w:t>
+      </w:r>
+      <w:r>
+        <w:t xml:space="preserve">synthetic</w:t>
+      </w:r>
+      <w:r>
+        <w:t xml:space="preserve"> </w:t>
+      </w:r>
+      <w:r>
+        <w:t xml:space="preserve">example</w:t>
+      </w:r>
+      <w:r>
+        <w:t xml:space="preserve"> </w:t>
+      </w:r>
+      <w:r>
+        <w:t xml:space="preserve">below</w:t>
+      </w:r>
+      <w:r>
+        <w:t xml:space="preserve"> </w:t>
+      </w:r>
+      <w:r>
+        <w:t xml:space="preserve">shows</w:t>
+      </w:r>
+      <w:r>
+        <w:t xml:space="preserve"> </w:t>
+      </w:r>
+      <w:r>
+        <w:t xml:space="preserve">a</w:t>
+      </w:r>
+      <w:r>
+        <w:t xml:space="preserve"> </w:t>
+      </w:r>
+      <w:r>
+        <w:t xml:space="preserve">long</w:t>
+      </w:r>
+      <w:r>
+        <w:t xml:space="preserve"> </w:t>
+      </w:r>
+      <w:r>
+        <w:t xml:space="preserve">paragraph</w:t>
+      </w:r>
+      <w:r>
+        <w:t xml:space="preserve"> </w:t>
+      </w:r>
+      <w:r>
+        <w:t xml:space="preserve">of</w:t>
+      </w:r>
+      <w:r>
+        <w:t xml:space="preserve"> </w:t>
+      </w:r>
+      <w:r>
+        <w:t xml:space="preserve">body</w:t>
+      </w:r>
+      <w:r>
+        <w:t xml:space="preserve"> </w:t>
+      </w:r>
+      <w:r>
+        <w:t xml:space="preserve">text</w:t>
+      </w:r>
+      <w:r>
+        <w:t xml:space="preserve"> </w:t>
+      </w:r>
+      <w:r>
+        <w:t xml:space="preserve">so</w:t>
+      </w:r>
+      <w:r>
+        <w:t xml:space="preserve"> </w:t>
+      </w:r>
+      <w:r>
+        <w:t xml:space="preserve">that</w:t>
+      </w:r>
+      <w:r>
+        <w:t xml:space="preserve"> </w:t>
+      </w:r>
+      <w:r>
+        <w:t xml:space="preserve">the</w:t>
+      </w:r>
+      <w:r>
+        <w:t xml:space="preserve"> </w:t>
+      </w:r>
+      <w:r>
+        <w:t xml:space="preserve">double-spaced</w:t>
+      </w:r>
+      <w:r>
+        <w:t xml:space="preserve"> </w:t>
+      </w:r>
+      <w:r>
+        <w:t xml:space="preserve">grid,</w:t>
+      </w:r>
+      <w:r>
+        <w:t xml:space="preserve"> </w:t>
+      </w:r>
+      <w:r>
+        <w:t xml:space="preserve">the</w:t>
+      </w:r>
+      <w:r>
+        <w:t xml:space="preserve"> </w:t>
+      </w:r>
+      <w:r>
+        <w:t xml:space="preserve">line</w:t>
+      </w:r>
+      <w:r>
+        <w:t xml:space="preserve"> </w:t>
+      </w:r>
+      <w:r>
+        <w:t xml:space="preserve">numbers</w:t>
+      </w:r>
+      <w:r>
+        <w:t xml:space="preserve"> </w:t>
+      </w:r>
+      <w:r>
+        <w:t xml:space="preserve">and</w:t>
+      </w:r>
+      <w:r>
+        <w:t xml:space="preserve"> </w:t>
+      </w:r>
+      <w:r>
+        <w:t xml:space="preserve">the</w:t>
+      </w:r>
+      <w:r>
+        <w:t xml:space="preserve"> </w:t>
+      </w:r>
+      <w:r>
+        <w:t xml:space="preserve">footer</w:t>
+      </w:r>
+      <w:r>
+        <w:t xml:space="preserve"> </w:t>
+      </w:r>
+      <w:r>
+        <w:t xml:space="preserve">are</w:t>
+      </w:r>
+      <w:r>
+        <w:t xml:space="preserve"> </w:t>
+      </w:r>
+      <w:r>
+        <w:t xml:space="preserve">checked</w:t>
+      </w:r>
+      <w:r>
+        <w:t xml:space="preserve"> </w:t>
+      </w:r>
+      <w:r>
+        <w:t xml:space="preserve">on</w:t>
+      </w:r>
+      <w:r>
+        <w:t xml:space="preserve"> </w:t>
+      </w:r>
+      <w:r>
+        <w:t xml:space="preserve">a</w:t>
+      </w:r>
+      <w:r>
+        <w:t xml:space="preserve"> </w:t>
+      </w:r>
+      <w:r>
+        <w:t xml:space="preserve">full</w:t>
+      </w:r>
+      <w:r>
+        <w:t xml:space="preserve"> </w:t>
+      </w:r>
+      <w:r>
+        <w:t xml:space="preserve">page,</w:t>
+      </w:r>
+      <w:r>
+        <w:t xml:space="preserve"> </w:t>
+      </w:r>
+      <w:r>
+        <w:t xml:space="preserve">with</w:t>
+      </w:r>
+      <w:r>
+        <w:t xml:space="preserve"> </w:t>
+      </w:r>
+      <w:r>
+        <w:t xml:space="preserve">the</w:t>
+      </w:r>
+      <w:r>
+        <w:t xml:space="preserve"> </w:t>
+      </w:r>
+      <w:r>
+        <w:t xml:space="preserve">paragraph</w:t>
+      </w:r>
+      <w:r>
+        <w:t xml:space="preserve"> </w:t>
+      </w:r>
+      <w:r>
+        <w:t xml:space="preserve">breaking</w:t>
+      </w:r>
+      <w:r>
+        <w:t xml:space="preserve"> </w:t>
+      </w:r>
+      <w:r>
+        <w:t xml:space="preserve">across</w:t>
+      </w:r>
+      <w:r>
+        <w:t xml:space="preserve"> </w:t>
+      </w:r>
+      <w:r>
+        <w:t xml:space="preserve">the</w:t>
+      </w:r>
+      <w:r>
+        <w:t xml:space="preserve"> </w:t>
+      </w:r>
+      <w:r>
+        <w:t xml:space="preserve">bottom</w:t>
+      </w:r>
+      <w:r>
+        <w:t xml:space="preserve"> </w:t>
+      </w:r>
+      <w:r>
+        <w:t xml:space="preserve">of</w:t>
+      </w:r>
+      <w:r>
+        <w:t xml:space="preserve"> </w:t>
+      </w:r>
+      <w:r>
+        <w:t xml:space="preserve">the</w:t>
+      </w:r>
+      <w:r>
+        <w:t xml:space="preserve"> </w:t>
+      </w:r>
+      <w:r>
+        <w:t xml:space="preserve">page</w:t>
+      </w:r>
+      <w:r>
+        <w:t xml:space="preserve"> </w:t>
+      </w:r>
+      <w:r>
+        <w:t xml:space="preserve">as</w:t>
+      </w:r>
+      <w:r>
+        <w:t xml:space="preserve"> </w:t>
+      </w:r>
+      <w:r>
+        <w:t xml:space="preserve">a</w:t>
+      </w:r>
+      <w:r>
+        <w:t xml:space="preserve"> </w:t>
+      </w:r>
+      <w:r>
+        <w:t xml:space="preserve">real</w:t>
+      </w:r>
+      <w:r>
+        <w:t xml:space="preserve"> </w:t>
+      </w:r>
+      <w:r>
+        <w:t xml:space="preserve">brief</w:t>
+      </w:r>
+      <w:r>
+        <w:t xml:space="preserve"> </w:t>
+      </w:r>
+      <w:r>
+        <w:t xml:space="preserve">would.</w:t>
+      </w:r>
     </w:p>
     <w:p>
       <w:pPr>
         <w:pStyle w:val="Heading2"/>
+        <w:keepNext/>
+        <w:keepLines/>
+        <w:spacing w:before="0" w:after="0" w:line="480" w:lineRule="exact"/>
+        <w:ind w:left="0" w:firstLine="0"/>
+        <w:jc w:val="center"/>
       </w:pPr>
-      <w:bookmarkStart w:id="109" w:name="_f990d51b53e36c17355a6666bd6589b8aa26857"/>
-      <w:r>
-        <w:t xml:space="preserve">I. INTRODUCTION</w:t>
-      </w:r>
-      <w:bookmarkEnd w:id="109"/>
+      <w:r>
+        <w:rPr>
+          <w:b/>
+          <w:bCs/>
+        </w:rPr>
+        <w:t xml:space="preserve">II.</w:t>
+      </w:r>
+      <w:r>
+        <w:rPr>
+          <w:b/>
+          <w:bCs/>
+        </w:rPr>
+        <w:t xml:space="preserve"> </w:t>
+      </w:r>
+      <w:r>
+        <w:rPr>
+          <w:b/>
+          <w:bCs/>
+        </w:rPr>
+        <w:t xml:space="preserve">ARGUMENT</w:t>
+      </w:r>
     </w:p>
     <w:p>
       <w:pPr>
-        <w:pStyle w:val="FirstParagraph"/>
+        <w:pStyle w:val="Heading3"/>
+        <w:keepNext/>
+        <w:keepLines/>
+        <w:spacing w:before="0" w:after="0" w:line="480" w:lineRule="exact"/>
+        <w:ind w:left="0" w:firstLine="0"/>
+        <w:jc w:val="left"/>
       </w:pPr>
       <w:r>
-        <w:t xml:space="preserve">1. This paragraph is synthetic placeholder text. It exists only to exercise the pleading grid, the first-page hearing block and the signature block of the template. It states no facts and cites no authority.</w:t>
+        <w:rPr>
+          <w:b/>
+          <w:bCs/>
+        </w:rPr>
+        <w:t xml:space="preserve">A.</w:t>
+      </w:r>
+      <w:r>
+        <w:rPr>
+          <w:b/>
+          <w:bCs/>
+        </w:rPr>
+        <w:t xml:space="preserve"> </w:t>
+      </w:r>
+      <w:r>
+        <w:rPr>
+          <w:b/>
+          <w:bCs/>
+        </w:rPr>
+        <w:t xml:space="preserve">A</w:t>
+      </w:r>
+      <w:r>
+        <w:rPr>
+          <w:b/>
+          <w:bCs/>
+        </w:rPr>
+        <w:t xml:space="preserve"> </w:t>
+      </w:r>
+      <w:r>
+        <w:rPr>
+          <w:b/>
+          <w:bCs/>
+        </w:rPr>
+        <w:t xml:space="preserve">Synthetic</w:t>
+      </w:r>
+      <w:r>
+        <w:rPr>
+          <w:b/>
+          <w:bCs/>
+        </w:rPr>
+        <w:t xml:space="preserve"> </w:t>
+      </w:r>
+      <w:r>
+        <w:rPr>
+          <w:b/>
+          <w:bCs/>
+        </w:rPr>
+        <w:t xml:space="preserve">Point</w:t>
+      </w:r>
+      <w:r>
+        <w:rPr>
+          <w:b/>
+          <w:bCs/>
+        </w:rPr>
+        <w:t xml:space="preserve"> </w:t>
+      </w:r>
+      <w:r>
+        <w:rPr>
+          <w:b/>
+          <w:bCs/>
+        </w:rPr>
+        <w:t xml:space="preserve">Heading</w:t>
       </w:r>
     </w:p>
     <w:p>
       <w:pPr>
-        <w:pStyle w:val="BodyText"/>
+        <w:spacing w:before="0" w:after="0" w:line="480" w:lineRule="exact"/>
+        <w:ind w:left="0" w:firstLine="720"/>
+        <w:jc w:val="left"/>
       </w:pPr>
       <w:r>
-        <w:t xml:space="preserve">2. Defendant’s responses to the first set of requests for production were incomplete. The synthetic example below shows a long paragraph of body text so that the double-spaced grid, the line numbers and the footer are checked on a full page, with the paragraph breaking across the bottom of the page as a real brief would.</w:t>
+        <w:t xml:space="preserve">3.</w:t>
+      </w:r>
+      <w:r>
+        <w:t xml:space="preserve"> </w:t>
+      </w:r>
+      <w:r>
+        <w:t xml:space="preserve">Placeholder</w:t>
+      </w:r>
+      <w:r>
+        <w:t xml:space="preserve"> </w:t>
+      </w:r>
+      <w:r>
+        <w:t xml:space="preserve">argument</w:t>
+      </w:r>
+      <w:r>
+        <w:t xml:space="preserve"> </w:t>
+      </w:r>
+      <w:r>
+        <w:t xml:space="preserve">text.</w:t>
+      </w:r>
+      <w:r>
+        <w:t xml:space="preserve"> </w:t>
+      </w:r>
+      <w:r>
+        <w:t xml:space="preserve">Placeholder</w:t>
+      </w:r>
+      <w:r>
+        <w:t xml:space="preserve"> </w:t>
+      </w:r>
+      <w:r>
+        <w:t xml:space="preserve">argument</w:t>
+      </w:r>
+      <w:r>
+        <w:t xml:space="preserve"> </w:t>
+      </w:r>
+      <w:r>
+        <w:t xml:space="preserve">text.</w:t>
+      </w:r>
+      <w:r>
+        <w:t xml:space="preserve"> </w:t>
+      </w:r>
+      <w:r>
+        <w:t xml:space="preserve">Placeholder</w:t>
+      </w:r>
+      <w:r>
+        <w:t xml:space="preserve"> </w:t>
+      </w:r>
+      <w:r>
+        <w:t xml:space="preserve">argument</w:t>
+      </w:r>
+      <w:r>
+        <w:t xml:space="preserve"> </w:t>
+      </w:r>
+      <w:r>
+        <w:t xml:space="preserve">text.</w:t>
+      </w:r>
+      <w:r>
+        <w:t xml:space="preserve"> </w:t>
+      </w:r>
+      <w:r>
+        <w:t xml:space="preserve">Placeholder</w:t>
+      </w:r>
+      <w:r>
+        <w:t xml:space="preserve"> </w:t>
+      </w:r>
+      <w:r>
+        <w:t xml:space="preserve">argument</w:t>
+      </w:r>
+      <w:r>
+        <w:t xml:space="preserve"> </w:t>
+      </w:r>
+      <w:r>
+        <w:t xml:space="preserve">text.</w:t>
+      </w:r>
+      <w:r>
+        <w:t xml:space="preserve"> </w:t>
+      </w:r>
+      <w:r>
+        <w:t xml:space="preserve">Placeholder</w:t>
+      </w:r>
+      <w:r>
+        <w:t xml:space="preserve"> </w:t>
+      </w:r>
+      <w:r>
+        <w:t xml:space="preserve">argument</w:t>
+      </w:r>
+      <w:r>
+        <w:t xml:space="preserve"> </w:t>
+      </w:r>
+      <w:r>
+        <w:t xml:space="preserve">text.</w:t>
+      </w:r>
+      <w:r>
+        <w:t xml:space="preserve"> </w:t>
+      </w:r>
+      <w:r>
+        <w:t xml:space="preserve">Placeholder</w:t>
+      </w:r>
+      <w:r>
+        <w:t xml:space="preserve"> </w:t>
+      </w:r>
+      <w:r>
+        <w:t xml:space="preserve">argument</w:t>
+      </w:r>
+      <w:r>
+        <w:t xml:space="preserve"> </w:t>
+      </w:r>
+      <w:r>
+        <w:t xml:space="preserve">text.</w:t>
+      </w:r>
+      <w:r>
+        <w:t xml:space="preserve"> </w:t>
+      </w:r>
+      <w:r>
+        <w:t xml:space="preserve">Placeholder</w:t>
+      </w:r>
+      <w:r>
+        <w:t xml:space="preserve"> </w:t>
+      </w:r>
+      <w:r>
+        <w:t xml:space="preserve">argument</w:t>
+      </w:r>
+      <w:r>
+        <w:t xml:space="preserve"> </w:t>
+      </w:r>
+      <w:r>
+        <w:t xml:space="preserve">text.</w:t>
+      </w:r>
+      <w:r>
+        <w:t xml:space="preserve"> </w:t>
+      </w:r>
+      <w:r>
+        <w:t xml:space="preserve">Placeholder</w:t>
+      </w:r>
+      <w:r>
+        <w:t xml:space="preserve"> </w:t>
+      </w:r>
+      <w:r>
+        <w:t xml:space="preserve">argument</w:t>
+      </w:r>
+      <w:r>
+        <w:t xml:space="preserve"> </w:t>
+      </w:r>
+      <w:r>
+        <w:t xml:space="preserve">text.</w:t>
+      </w:r>
+    </w:p>
+    <w:p>
+      <w:pPr>
+        <w:pStyle w:val="Heading4"/>
+        <w:keepNext/>
+        <w:keepLines/>
+        <w:spacing w:before="0" w:after="0" w:line="480" w:lineRule="exact"/>
+        <w:ind w:left="0" w:firstLine="0"/>
+        <w:jc w:val="left"/>
+      </w:pPr>
+      <w:r>
+        <w:rPr>
+          <w:b/>
+          <w:bCs/>
+          <w:i/>
+          <w:iCs/>
+        </w:rPr>
+        <w:t xml:space="preserve">1.</w:t>
+      </w:r>
+      <w:r>
+        <w:rPr>
+          <w:b/>
+          <w:bCs/>
+          <w:i/>
+          <w:iCs/>
+        </w:rPr>
+        <w:t xml:space="preserve"> </w:t>
+      </w:r>
+      <w:r>
+        <w:rPr>
+          <w:b/>
+          <w:bCs/>
+          <w:i/>
+          <w:iCs/>
+        </w:rPr>
+        <w:t xml:space="preserve">A</w:t>
+      </w:r>
+      <w:r>
+        <w:rPr>
+          <w:b/>
+          <w:bCs/>
+          <w:i/>
+          <w:iCs/>
+        </w:rPr>
+        <w:t xml:space="preserve"> </w:t>
+      </w:r>
+      <w:r>
+        <w:rPr>
+          <w:b/>
+          <w:bCs/>
+          <w:i/>
+          <w:iCs/>
+        </w:rPr>
+        <w:t xml:space="preserve">Synthetic</w:t>
+      </w:r>
+      <w:r>
+        <w:rPr>
+          <w:b/>
+          <w:bCs/>
+          <w:i/>
+          <w:iCs/>
+        </w:rPr>
+        <w:t xml:space="preserve"> </w:t>
+      </w:r>
+      <w:r>
+        <w:rPr>
+          <w:b/>
+          <w:bCs/>
+          <w:i/>
+          <w:iCs/>
+        </w:rPr>
+        <w:t xml:space="preserve">Sub-Point</w:t>
+      </w:r>
+    </w:p>
+    <w:p>
+      <w:pPr>
+        <w:spacing w:before="0" w:after="0" w:line="480" w:lineRule="exact"/>
+        <w:ind w:left="0" w:firstLine="720"/>
+        <w:jc w:val="left"/>
+      </w:pPr>
+      <w:r>
+        <w:t xml:space="preserve">4.</w:t>
+      </w:r>
+      <w:r>
+        <w:t xml:space="preserve"> </w:t>
+      </w:r>
+      <w:r>
+        <w:t xml:space="preserve">Placeholder</w:t>
+      </w:r>
+      <w:r>
+        <w:t xml:space="preserve"> </w:t>
+      </w:r>
+      <w:r>
+        <w:t xml:space="preserve">argument</w:t>
+      </w:r>
+      <w:r>
+        <w:t xml:space="preserve"> </w:t>
+      </w:r>
+      <w:r>
+        <w:t xml:space="preserve">text</w:t>
+      </w:r>
+      <w:r>
+        <w:t xml:space="preserve"> </w:t>
+      </w:r>
+      <w:r>
+        <w:t xml:space="preserve">continues</w:t>
+      </w:r>
+      <w:r>
+        <w:t xml:space="preserve"> </w:t>
+      </w:r>
+      <w:r>
+        <w:t xml:space="preserve">for</w:t>
+      </w:r>
+      <w:r>
+        <w:t xml:space="preserve"> </w:t>
+      </w:r>
+      <w:r>
+        <w:t xml:space="preserve">a</w:t>
+      </w:r>
+      <w:r>
+        <w:t xml:space="preserve"> </w:t>
+      </w:r>
+      <w:r>
+        <w:t xml:space="preserve">second</w:t>
+      </w:r>
+      <w:r>
+        <w:t xml:space="preserve"> </w:t>
+      </w:r>
+      <w:r>
+        <w:t xml:space="preserve">paragraph</w:t>
+      </w:r>
+      <w:r>
+        <w:t xml:space="preserve"> </w:t>
+      </w:r>
+      <w:r>
+        <w:t xml:space="preserve">so</w:t>
+      </w:r>
+      <w:r>
+        <w:t xml:space="preserve"> </w:t>
+      </w:r>
+      <w:r>
+        <w:t xml:space="preserve">that</w:t>
+      </w:r>
+      <w:r>
+        <w:t xml:space="preserve"> </w:t>
+      </w:r>
+      <w:r>
+        <w:t xml:space="preserve">the</w:t>
+      </w:r>
+      <w:r>
+        <w:t xml:space="preserve"> </w:t>
+      </w:r>
+      <w:r>
+        <w:t xml:space="preserve">heading</w:t>
+      </w:r>
+      <w:r>
+        <w:t xml:space="preserve"> </w:t>
+      </w:r>
+      <w:r>
+        <w:t xml:space="preserve">and</w:t>
+      </w:r>
+      <w:r>
+        <w:t xml:space="preserve"> </w:t>
+      </w:r>
+      <w:r>
+        <w:t xml:space="preserve">the</w:t>
+      </w:r>
+      <w:r>
+        <w:t xml:space="preserve"> </w:t>
+      </w:r>
+      <w:r>
+        <w:t xml:space="preserve">sub-heading</w:t>
+      </w:r>
+      <w:r>
+        <w:t xml:space="preserve"> </w:t>
+      </w:r>
+      <w:r>
+        <w:t xml:space="preserve">both</w:t>
+      </w:r>
+      <w:r>
+        <w:t xml:space="preserve"> </w:t>
+      </w:r>
+      <w:r>
+        <w:t xml:space="preserve">appear,</w:t>
+      </w:r>
+      <w:r>
+        <w:t xml:space="preserve"> </w:t>
+      </w:r>
+      <w:r>
+        <w:t xml:space="preserve">with</w:t>
+      </w:r>
+      <w:r>
+        <w:t xml:space="preserve"> </w:t>
+      </w:r>
+      <w:r>
+        <w:t xml:space="preserve">the</w:t>
+      </w:r>
+      <w:r>
+        <w:t xml:space="preserve"> </w:t>
+      </w:r>
+      <w:r>
+        <w:t xml:space="preserve">paragraph</w:t>
+      </w:r>
+      <w:r>
+        <w:t xml:space="preserve"> </w:t>
+      </w:r>
+      <w:r>
+        <w:t xml:space="preserve">indented</w:t>
+      </w:r>
+      <w:r>
+        <w:t xml:space="preserve"> </w:t>
+      </w:r>
+      <w:r>
+        <w:t xml:space="preserve">in</w:t>
+      </w:r>
+      <w:r>
+        <w:t xml:space="preserve"> </w:t>
+      </w:r>
+      <w:r>
+        <w:t xml:space="preserve">the</w:t>
+      </w:r>
+      <w:r>
+        <w:t xml:space="preserve"> </w:t>
+      </w:r>
+      <w:r>
+        <w:t xml:space="preserve">usual</w:t>
+      </w:r>
+      <w:r>
+        <w:t xml:space="preserve"> </w:t>
+      </w:r>
+      <w:r>
+        <w:t xml:space="preserve">way.</w:t>
       </w:r>
     </w:p>
     <w:p>
       <w:pPr>
         <w:pStyle w:val="Heading2"/>
+        <w:keepNext/>
+        <w:keepLines/>
+        <w:spacing w:before="0" w:after="0" w:line="480" w:lineRule="exact"/>
+        <w:ind w:left="0" w:firstLine="0"/>
+        <w:jc w:val="center"/>
       </w:pPr>
-      <w:bookmarkStart w:id="110" w:name="_3cf691414fa047b8eb97abf89fa07a6f4f4ecd1"/>
-      <w:r>
-        <w:t xml:space="preserve">II. ARGUMENT</w:t>
-      </w:r>
-      <w:bookmarkEnd w:id="110"/>
+      <w:r>
+        <w:rPr>
+          <w:b/>
+          <w:bCs/>
+        </w:rPr>
+        <w:t xml:space="preserve">III.</w:t>
+      </w:r>
+      <w:r>
+        <w:rPr>
+          <w:b/>
+          <w:bCs/>
+        </w:rPr>
+        <w:t xml:space="preserve"> </w:t>
+      </w:r>
+      <w:r>
+        <w:rPr>
+          <w:b/>
+          <w:bCs/>
+        </w:rPr>
+        <w:t xml:space="preserve">CONCLUSION</w:t>
+      </w:r>
     </w:p>
     <w:p>
       <w:pPr>
-        <w:pStyle w:val="Heading3"/>
+        <w:keepNext/>
+        <w:keepLines/>
+        <w:spacing w:before="0" w:after="0" w:line="480" w:lineRule="exact"/>
+        <w:ind w:left="0" w:firstLine="720"/>
+        <w:jc w:val="left"/>
       </w:pPr>
-      <w:bookmarkStart w:id="111" w:name="_c189ae8225ed0c03389c11e33f16f236698fa7a"/>
-      <w:r>
-        <w:t xml:space="preserve">A. A Synthetic Point Heading</w:t>
-      </w:r>
-      <w:bookmarkEnd w:id="111"/>
+      <w:r>
+        <w:t xml:space="preserve">5.</w:t>
+      </w:r>
+      <w:r>
+        <w:t xml:space="preserve"> </w:t>
+      </w:r>
+      <w:r>
+        <w:t xml:space="preserve">The</w:t>
+      </w:r>
+      <w:r>
+        <w:t xml:space="preserve"> </w:t>
+      </w:r>
+      <w:r>
+        <w:t xml:space="preserve">motion</w:t>
+      </w:r>
+      <w:r>
+        <w:t xml:space="preserve"> </w:t>
+      </w:r>
+      <w:r>
+        <w:t xml:space="preserve">should</w:t>
+      </w:r>
+      <w:r>
+        <w:t xml:space="preserve"> </w:t>
+      </w:r>
+      <w:r>
+        <w:t xml:space="preserve">be</w:t>
+      </w:r>
+      <w:r>
+        <w:t xml:space="preserve"> </w:t>
+      </w:r>
+      <w:r>
+        <w:t xml:space="preserve">granted.</w:t>
+      </w:r>
+      <w:r>
+        <w:t xml:space="preserve"> </w:t>
+      </w:r>
+      <w:r>
+        <w:t xml:space="preserve">This</w:t>
+      </w:r>
+      <w:r>
+        <w:t xml:space="preserve"> </w:t>
+      </w:r>
+      <w:r>
+        <w:t xml:space="preserve">is</w:t>
+      </w:r>
+      <w:r>
+        <w:t xml:space="preserve"> </w:t>
+      </w:r>
+      <w:r>
+        <w:t xml:space="preserve">placeholder</w:t>
+      </w:r>
+      <w:r>
+        <w:t xml:space="preserve"> </w:t>
+      </w:r>
+      <w:r>
+        <w:t xml:space="preserve">text.</w:t>
+      </w:r>
     </w:p>
     <w:p>
       <w:pPr>
-        <w:pStyle w:val="FirstParagraph"/>
+        <w:keepNext/>
+        <w:keepLines/>
+        <w:spacing w:before="672" w:after="0" w:line="240" w:lineRule="exact"/>
+        <w:ind w:left="0" w:firstLine="0"/>
+        <w:jc w:val="left"/>
       </w:pPr>
       <w:r>
-        <w:t xml:space="preserve">3. Placeholder argument text. Placeholder argument text. Placeholder argument text. Placeholder argument text. Placeholder argument text. Placeholder argument text. Placeholder argument text. Placeholder argument text.</w:t>
+        <w:t xml:space="preserve">Dated: </w:t>
+      </w:r>
+      <w:r>
+        <w:t xml:space="preserve">October</w:t>
+      </w:r>
+      <w:r>
+        <w:t xml:space="preserve"> </w:t>
+      </w:r>
+      <w:r>
+        <w:t xml:space="preserve">15,</w:t>
+      </w:r>
+      <w:r>
+        <w:t xml:space="preserve"> </w:t>
+      </w:r>
+      <w:r>
+        <w:t xml:space="preserve">2026</w:t>
       </w:r>
     </w:p>
     <w:p>
       <w:pPr>
-        <w:pStyle w:val="Heading4"/>
+        <w:keepNext/>
+        <w:keepLines/>
+        <w:spacing w:before="0" w:after="0" w:line="240" w:lineRule="exact"/>
+        <w:ind w:left="4464" w:firstLine="0"/>
+        <w:jc w:val="left"/>
       </w:pPr>
-      <w:bookmarkStart w:id="112" w:name="_884e83795cb74cdfea9b159a3a3fb7599bd6371"/>
-      <w:r>
-        <w:t xml:space="preserve">1. A Synthetic Sub-Point</w:t>
-      </w:r>
-      <w:bookmarkEnd w:id="112"/>
+      <w:r>
+        <w:t xml:space="preserve">Respectfully</w:t>
+      </w:r>
+      <w:r>
+        <w:t xml:space="preserve"> </w:t>
+      </w:r>
+      <w:r>
+        <w:t xml:space="preserve">submitted,</w:t>
+      </w:r>
     </w:p>
     <w:p>
       <w:pPr>
-        <w:pStyle w:val="FirstParagraph"/>
+        <w:keepNext/>
+        <w:keepLines/>
+        <w:spacing w:before="0" w:after="0" w:line="240" w:lineRule="exact"/>
+        <w:ind w:left="4464" w:firstLine="0"/>
+        <w:jc w:val="left"/>
       </w:pPr>
       <w:r>
-        <w:t xml:space="preserve">4. Placeholder argument text continues for a second paragraph so that the heading and the sub-heading both appear, with the paragraph indented in the usual way.</w:t>
+        <w:t xml:space="preserve">EXAMPLE</w:t>
+      </w:r>
+      <w:r>
+        <w:t xml:space="preserve"> </w:t>
+      </w:r>
+      <w:r>
+        <w:t xml:space="preserve">FIRM</w:t>
+      </w:r>
+      <w:r>
+        <w:t xml:space="preserve"> </w:t>
+      </w:r>
+      <w:r>
+        <w:t xml:space="preserve">LLP</w:t>
       </w:r>
     </w:p>
     <w:p>
       <w:pPr>
-        <w:pStyle w:val="Heading2"/>
+        <w:keepNext/>
+        <w:keepLines/>
+        <w:tabs>
+          <w:tab w:val="left" w:pos="8758"/>
+        </w:tabs>
+        <w:spacing w:before="480" w:after="0" w:line="240" w:lineRule="exact"/>
+        <w:ind w:left="4464" w:firstLine="0"/>
+        <w:jc w:val="left"/>
       </w:pPr>
-      <w:bookmarkStart w:id="113" w:name="_d1f8e73d11c5e77c3ae48a229ecdcbe9c6a9ce8"/>
-      <w:r>
-        <w:t xml:space="preserve">III. CONCLUSION</w:t>
-      </w:r>
-      <w:bookmarkEnd w:id="113"/>
+      <w:r>
+        <w:t xml:space="preserve">By: </w:t>
+      </w:r>
+      <w:r>
+        <w:rPr>
+          <w:u w:val="single"/>
+        </w:rPr>
+        <w:tab/>
+      </w:r>
     </w:p>
     <w:p>
       <w:pPr>
-        <w:pStyle w:val="FirstParagraph"/>
+        <w:keepNext/>
+        <w:keepLines/>
+        <w:spacing w:before="0" w:after="0" w:line="240" w:lineRule="exact"/>
+        <w:ind w:left="4896" w:firstLine="0"/>
+        <w:jc w:val="left"/>
       </w:pPr>
       <w:r>
-        <w:t xml:space="preserve">5. The motion should be granted. This is placeholder text.</w:t>
+        <w:rPr>
+          <w:b/>
+          <w:bCs/>
+        </w:rPr>
+        <w:t xml:space="preserve">SYNTHETIC</w:t>
+      </w:r>
+      <w:r>
+        <w:rPr>
+          <w:b/>
+          <w:bCs/>
+        </w:rPr>
+        <w:t xml:space="preserve"> </w:t>
+      </w:r>
+      <w:r>
+        <w:rPr>
+          <w:b/>
+          <w:bCs/>
+        </w:rPr>
+        <w:t xml:space="preserve">COUNSEL</w:t>
       </w:r>
     </w:p>
     <w:p>
       <w:pPr>
-        <w:pStyle w:val="Normal"/>
+        <w:spacing w:before="0" w:after="0" w:line="240" w:lineRule="exact"/>
+        <w:ind w:left="4896" w:firstLine="0"/>
+        <w:jc w:val="left"/>
       </w:pPr>
-    </w:p>
-    <w:p>
-      <w:pPr>
-        <w:pStyle w:val="Normal"/>
-      </w:pPr>
-      <w:r>
-        <w:t xml:space="preserve">Dated:</w:t>
-      </w:r>
-      <w:r>
-        <w:t xml:space="preserve"> </w:t>
-      </w:r>
-      <w:r>
-        <w:t xml:space="preserve">October 15, 2026</w:t>
-      </w:r>
-    </w:p>
-    <w:p>
-      <w:pPr>
-        <w:pStyle w:val="SigBlock"/>
-      </w:pPr>
-      <w:r>
-        <w:t xml:space="preserve">Respectfully submitted,</w:t>
-      </w:r>
-    </w:p>
-    <w:p>
-      <w:pPr>
-        <w:pStyle w:val="SigBlock"/>
-      </w:pPr>
-      <w:r>
-        <w:t xml:space="preserve">EXAMPLE FIRM LLP</w:t>
-      </w:r>
-    </w:p>
-    <w:p>
-      <w:pPr>
-        <w:pStyle w:val="Normal"/>
-      </w:pPr>
-    </w:p>
-    <w:p>
-      <w:pPr>
-        <w:pStyle w:val="SigBlock"/>
-        <w:tabs>
-          <w:tab w:val="left" w:pos="8352"/>
-        </w:tabs>
-      </w:pPr>
-      <w:r>
-        <w:t xml:space="preserve">By: </w:t>
-      </w:r>
-      <w:r>
-        <w:rPr>
-          <w:u w:val="single"/>
-        </w:rPr>
-        <w:tab/>
-      </w:r>
-    </w:p>
-    <w:p>
-      <w:pPr>
-        <w:pStyle w:val="SigName"/>
-      </w:pPr>
-      <w:r>
-        <w:t xml:space="preserve">SYNTHETIC COUNSEL</w:t>
-      </w:r>
-    </w:p>
-    <w:p>
-      <w:pPr>
-        <w:pStyle w:val="SigRole"/>
-      </w:pPr>
-      <w:r>
-        <w:t xml:space="preserve">Attorneys for Plaintiff</w:t>
+      <w:r>
+        <w:t xml:space="preserve">Attorneys</w:t>
+      </w:r>
+      <w:r>
+        <w:t xml:space="preserve"> </w:t>
+      </w:r>
+      <w:r>
+        <w:t xml:space="preserve">for</w:t>
+      </w:r>
+      <w:r>
+        <w:t xml:space="preserve"> </w:t>
+      </w:r>
+      <w:r>
+        <w:t xml:space="preserve">Plaintiff</w:t>
       </w:r>
     </w:p>
     <w:sectPr>
-      <w:footerReference w:type="default" r:id="rId100"/>
+      <w:footerReference w:type="default" r:id="rIdSdPage"/>
       <w:pgSz w:w="12240" w:h="15840"/>
-      <w:pgMar w:top="1440" w:right="720" w:bottom="920" w:left="2160" w:header="720" w:footer="280" w:gutter="0"/>
+      <w:pgMar w:top="1440" w:right="720" w:bottom="960" w:left="2160" w:header="720" w:footer="360" w:gutter="0"/>
       <w:pgBorders w:offsetFrom="text">
-        <w:left w:val="double" w:sz="4" w:space="18" w:color="000000"/>
-        <w:right w:val="single" w:sz="4" w:space="7" w:color="000000"/>
+        <w:left w:val="double" w:sz="4" w:space="12" w:color="auto"/>
+        <w:right w:val="single" w:sz="4" w:space="7" w:color="auto"/>
       </w:pgBorders>
-      <w:lnNumType w:countBy="1" w:distance="648" w:restart="newPage"/>
-      <w:cols w:space="720"/>
+      <w:pgNumType w:fmt="decimal" w:start="1"/>
     </w:sectPr>
   </w:body>
 </w:document>
@@ -560,67 +2258,22 @@
 <w:ftr xmlns:w="http://schemas.openxmlformats.org/wordprocessingml/2006/main" xmlns:r="http://schemas.openxmlformats.org/officeDocument/2006/relationships">
   <w:p>
     <w:pPr>
-      <w:pBdr>
-        <w:top w:val="single" w:sz="4" w:space="1" w:color="000000"/>
-      </w:pBdr>
-      <w:spacing w:before="0" w:after="0" w:line="240" w:lineRule="exact"/>
-      <w:ind w:firstLine="0"/>
       <w:jc w:val="center"/>
     </w:pPr>
     <w:r>
-      <w:rPr>
-        <w:rFonts w:ascii="Liberation Serif" w:hAnsi="Liberation Serif" w:eastAsia="Liberation Serif" w:cs="Liberation Serif"/>
-        <w:sz w:val="24"/>
-        <w:szCs w:val="24"/>
-      </w:rPr>
       <w:fldChar w:fldCharType="begin"/>
     </w:r>
     <w:r>
-      <w:rPr>
-        <w:rFonts w:ascii="Liberation Serif" w:hAnsi="Liberation Serif" w:eastAsia="Liberation Serif" w:cs="Liberation Serif"/>
-        <w:sz w:val="24"/>
-        <w:szCs w:val="24"/>
-      </w:rPr>
       <w:instrText xml:space="preserve"> PAGE </w:instrText>
     </w:r>
     <w:r>
-      <w:rPr>
-        <w:rFonts w:ascii="Liberation Serif" w:hAnsi="Liberation Serif" w:eastAsia="Liberation Serif" w:cs="Liberation Serif"/>
-        <w:sz w:val="24"/>
-        <w:szCs w:val="24"/>
-      </w:rPr>
       <w:fldChar w:fldCharType="separate"/>
     </w:r>
     <w:r>
-      <w:rPr>
-        <w:rFonts w:ascii="Liberation Serif" w:hAnsi="Liberation Serif" w:eastAsia="Liberation Serif" w:cs="Liberation Serif"/>
-        <w:sz w:val="24"/>
-        <w:szCs w:val="24"/>
-      </w:rPr>
       <w:t>1</w:t>
     </w:r>
     <w:r>
-      <w:rPr>
-        <w:rFonts w:ascii="Liberation Serif" w:hAnsi="Liberation Serif" w:eastAsia="Liberation Serif" w:cs="Liberation Serif"/>
-        <w:sz w:val="24"/>
-        <w:szCs w:val="24"/>
-      </w:rPr>
       <w:fldChar w:fldCharType="end"/>
-    </w:r>
-  </w:p>
-  <w:p>
-    <w:pPr>
-      <w:spacing w:before="0" w:after="0" w:line="220" w:lineRule="exact"/>
-      <w:ind w:firstLine="0"/>
-      <w:jc w:val="center"/>
-    </w:pPr>
-    <w:r>
-      <w:rPr>
-        <w:rFonts w:ascii="Liberation Serif" w:hAnsi="Liberation Serif" w:eastAsia="Liberation Serif" w:cs="Liberation Serif"/>
-        <w:sz w:val="20"/>
-        <w:szCs w:val="20"/>
-      </w:rPr>
-      <w:t xml:space="preserve">MEMORANDUM OF POINTS AND AUTHORITIES IN SUPPORT OF MOTION</w:t>
     </w:r>
   </w:p>
 </w:ftr>
@@ -643,6 +2296,428 @@
     </w:p>
   </w:footnote>
 </w:footnotes>
+</file>
+
+<file path=word/ftr-add.xml><?xml version="1.0" encoding="utf-8"?>
+<w:ftr xmlns:w="http://schemas.openxmlformats.org/wordprocessingml/2006/main" xmlns:r="http://schemas.openxmlformats.org/officeDocument/2006/relationships">
+  <w:p>
+    <w:pPr>
+      <w:spacing w:before="0" w:after="0"/>
+      <w:jc w:val="center"/>
+    </w:pPr>
+    <w:r>
+      <w:t>Add-</w:t>
+    </w:r>
+    <w:r>
+      <w:fldChar w:fldCharType="begin"/>
+    </w:r>
+    <w:r>
+      <w:instrText xml:space="preserve"> PAGE </w:instrText>
+    </w:r>
+    <w:r>
+      <w:fldChar w:fldCharType="separate"/>
+    </w:r>
+    <w:r>
+      <w:t>1</w:t>
+    </w:r>
+    <w:r>
+      <w:fldChar w:fldCharType="end"/>
+    </w:r>
+  </w:p>
+</w:ftr>
+</file>
+
+<file path=word/ftr-none.xml><?xml version="1.0" encoding="utf-8"?>
+<w:ftr xmlns:w="http://schemas.openxmlformats.org/wordprocessingml/2006/main" xmlns:r="http://schemas.openxmlformats.org/officeDocument/2006/relationships">
+  <w:p>
+    <w:pPr>
+      <w:spacing w:before="0" w:after="0"/>
+      <w:jc w:val="center"/>
+    </w:pPr>
+  </w:p>
+</w:ftr>
+</file>
+
+<file path=word/ftr-own1.xml><?xml version="1.0" encoding="utf-8"?>
+<w:ftr xmlns:w="http://schemas.openxmlformats.org/wordprocessingml/2006/main" xmlns:r="http://schemas.openxmlformats.org/officeDocument/2006/relationships">
+  <w:p>
+    <w:pPr>
+      <w:framePr w:w="1440" w:h="13440" w:hRule="exact" w:wrap="notBeside" w:vAnchor="page" w:hAnchor="page" w:x="0" w:y="1440"/>
+      <w:spacing w:before="0" w:after="0" w:line="480" w:lineRule="exact"/>
+      <w:ind w:left="0" w:firstLine="0"/>
+      <w:jc w:val="right"/>
+    </w:pPr>
+    <w:r>
+      <w:t xml:space="preserve">1</w:t>
+    </w:r>
+  </w:p>
+  <w:p>
+    <w:pPr>
+      <w:framePr w:w="1440" w:h="13440" w:hRule="exact" w:wrap="notBeside" w:vAnchor="page" w:hAnchor="page" w:x="0" w:y="1440"/>
+      <w:spacing w:before="0" w:after="0" w:line="480" w:lineRule="exact"/>
+      <w:ind w:left="0" w:firstLine="0"/>
+      <w:jc w:val="right"/>
+    </w:pPr>
+    <w:r>
+      <w:t xml:space="preserve">2</w:t>
+    </w:r>
+  </w:p>
+  <w:p>
+    <w:pPr>
+      <w:framePr w:w="1440" w:h="13440" w:hRule="exact" w:wrap="notBeside" w:vAnchor="page" w:hAnchor="page" w:x="0" w:y="1440"/>
+      <w:spacing w:before="0" w:after="0" w:line="480" w:lineRule="exact"/>
+      <w:ind w:left="0" w:firstLine="0"/>
+      <w:jc w:val="right"/>
+    </w:pPr>
+    <w:r>
+      <w:t xml:space="preserve">3</w:t>
+    </w:r>
+  </w:p>
+  <w:p>
+    <w:pPr>
+      <w:framePr w:w="1440" w:h="13440" w:hRule="exact" w:wrap="notBeside" w:vAnchor="page" w:hAnchor="page" w:x="0" w:y="1440"/>
+      <w:spacing w:before="0" w:after="0" w:line="480" w:lineRule="exact"/>
+      <w:ind w:left="0" w:firstLine="0"/>
+      <w:jc w:val="right"/>
+    </w:pPr>
+    <w:r>
+      <w:t xml:space="preserve">4</w:t>
+    </w:r>
+  </w:p>
+  <w:p>
+    <w:pPr>
+      <w:framePr w:w="1440" w:h="13440" w:hRule="exact" w:wrap="notBeside" w:vAnchor="page" w:hAnchor="page" w:x="0" w:y="1440"/>
+      <w:spacing w:before="0" w:after="0" w:line="480" w:lineRule="exact"/>
+      <w:ind w:left="0" w:firstLine="0"/>
+      <w:jc w:val="right"/>
+    </w:pPr>
+    <w:r>
+      <w:t xml:space="preserve">5</w:t>
+    </w:r>
+  </w:p>
+  <w:p>
+    <w:pPr>
+      <w:framePr w:w="1440" w:h="13440" w:hRule="exact" w:wrap="notBeside" w:vAnchor="page" w:hAnchor="page" w:x="0" w:y="1440"/>
+      <w:spacing w:before="0" w:after="0" w:line="480" w:lineRule="exact"/>
+      <w:ind w:left="0" w:firstLine="0"/>
+      <w:jc w:val="right"/>
+    </w:pPr>
+    <w:r>
+      <w:t xml:space="preserve">6</w:t>
+    </w:r>
+  </w:p>
+  <w:p>
+    <w:pPr>
+      <w:framePr w:w="1440" w:h="13440" w:hRule="exact" w:wrap="notBeside" w:vAnchor="page" w:hAnchor="page" w:x="0" w:y="1440"/>
+      <w:spacing w:before="0" w:after="0" w:line="480" w:lineRule="exact"/>
+      <w:ind w:left="0" w:firstLine="0"/>
+      <w:jc w:val="right"/>
+    </w:pPr>
+    <w:r>
+      <w:t xml:space="preserve">7</w:t>
+    </w:r>
+  </w:p>
+  <w:p>
+    <w:pPr>
+      <w:framePr w:w="1440" w:h="13440" w:hRule="exact" w:wrap="notBeside" w:vAnchor="page" w:hAnchor="page" w:x="0" w:y="1440"/>
+      <w:spacing w:before="0" w:after="0" w:line="480" w:lineRule="exact"/>
+      <w:ind w:left="0" w:firstLine="0"/>
+      <w:jc w:val="right"/>
+    </w:pPr>
+    <w:r>
+      <w:t xml:space="preserve">8</w:t>
+    </w:r>
+  </w:p>
+  <w:p>
+    <w:pPr>
+      <w:framePr w:w="1440" w:h="13440" w:hRule="exact" w:wrap="notBeside" w:vAnchor="page" w:hAnchor="page" w:x="0" w:y="1440"/>
+      <w:spacing w:before="0" w:after="0" w:line="480" w:lineRule="exact"/>
+      <w:ind w:left="0" w:firstLine="0"/>
+      <w:jc w:val="right"/>
+    </w:pPr>
+    <w:r>
+      <w:t xml:space="preserve">9</w:t>
+    </w:r>
+  </w:p>
+  <w:p>
+    <w:pPr>
+      <w:framePr w:w="1440" w:h="13440" w:hRule="exact" w:wrap="notBeside" w:vAnchor="page" w:hAnchor="page" w:x="0" w:y="1440"/>
+      <w:spacing w:before="0" w:after="0" w:line="480" w:lineRule="exact"/>
+      <w:ind w:left="0" w:firstLine="0"/>
+      <w:jc w:val="right"/>
+    </w:pPr>
+    <w:r>
+      <w:t xml:space="preserve">10</w:t>
+    </w:r>
+  </w:p>
+  <w:p>
+    <w:pPr>
+      <w:framePr w:w="1440" w:h="13440" w:hRule="exact" w:wrap="notBeside" w:vAnchor="page" w:hAnchor="page" w:x="0" w:y="1440"/>
+      <w:spacing w:before="0" w:after="0" w:line="480" w:lineRule="exact"/>
+      <w:ind w:left="0" w:firstLine="0"/>
+      <w:jc w:val="right"/>
+    </w:pPr>
+    <w:r>
+      <w:t xml:space="preserve">11</w:t>
+    </w:r>
+  </w:p>
+  <w:p>
+    <w:pPr>
+      <w:framePr w:w="1440" w:h="13440" w:hRule="exact" w:wrap="notBeside" w:vAnchor="page" w:hAnchor="page" w:x="0" w:y="1440"/>
+      <w:spacing w:before="0" w:after="0" w:line="480" w:lineRule="exact"/>
+      <w:ind w:left="0" w:firstLine="0"/>
+      <w:jc w:val="right"/>
+    </w:pPr>
+    <w:r>
+      <w:t xml:space="preserve">12</w:t>
+    </w:r>
+  </w:p>
+  <w:p>
+    <w:pPr>
+      <w:framePr w:w="1440" w:h="13440" w:hRule="exact" w:wrap="notBeside" w:vAnchor="page" w:hAnchor="page" w:x="0" w:y="1440"/>
+      <w:spacing w:before="0" w:after="0" w:line="480" w:lineRule="exact"/>
+      <w:ind w:left="0" w:firstLine="0"/>
+      <w:jc w:val="right"/>
+    </w:pPr>
+    <w:r>
+      <w:t xml:space="preserve">13</w:t>
+    </w:r>
+  </w:p>
+  <w:p>
+    <w:pPr>
+      <w:framePr w:w="1440" w:h="13440" w:hRule="exact" w:wrap="notBeside" w:vAnchor="page" w:hAnchor="page" w:x="0" w:y="1440"/>
+      <w:spacing w:before="0" w:after="0" w:line="480" w:lineRule="exact"/>
+      <w:ind w:left="0" w:firstLine="0"/>
+      <w:jc w:val="right"/>
+    </w:pPr>
+    <w:r>
+      <w:t xml:space="preserve">14</w:t>
+    </w:r>
+  </w:p>
+  <w:p>
+    <w:pPr>
+      <w:framePr w:w="1440" w:h="13440" w:hRule="exact" w:wrap="notBeside" w:vAnchor="page" w:hAnchor="page" w:x="0" w:y="1440"/>
+      <w:spacing w:before="0" w:after="0" w:line="480" w:lineRule="exact"/>
+      <w:ind w:left="0" w:firstLine="0"/>
+      <w:jc w:val="right"/>
+    </w:pPr>
+    <w:r>
+      <w:t xml:space="preserve">15</w:t>
+    </w:r>
+  </w:p>
+  <w:p>
+    <w:pPr>
+      <w:framePr w:w="1440" w:h="13440" w:hRule="exact" w:wrap="notBeside" w:vAnchor="page" w:hAnchor="page" w:x="0" w:y="1440"/>
+      <w:spacing w:before="0" w:after="0" w:line="480" w:lineRule="exact"/>
+      <w:ind w:left="0" w:firstLine="0"/>
+      <w:jc w:val="right"/>
+    </w:pPr>
+    <w:r>
+      <w:t xml:space="preserve">16</w:t>
+    </w:r>
+  </w:p>
+  <w:p>
+    <w:pPr>
+      <w:framePr w:w="1440" w:h="13440" w:hRule="exact" w:wrap="notBeside" w:vAnchor="page" w:hAnchor="page" w:x="0" w:y="1440"/>
+      <w:spacing w:before="0" w:after="0" w:line="480" w:lineRule="exact"/>
+      <w:ind w:left="0" w:firstLine="0"/>
+      <w:jc w:val="right"/>
+    </w:pPr>
+    <w:r>
+      <w:t xml:space="preserve">17</w:t>
+    </w:r>
+  </w:p>
+  <w:p>
+    <w:pPr>
+      <w:framePr w:w="1440" w:h="13440" w:hRule="exact" w:wrap="notBeside" w:vAnchor="page" w:hAnchor="page" w:x="0" w:y="1440"/>
+      <w:spacing w:before="0" w:after="0" w:line="480" w:lineRule="exact"/>
+      <w:ind w:left="0" w:firstLine="0"/>
+      <w:jc w:val="right"/>
+    </w:pPr>
+    <w:r>
+      <w:t xml:space="preserve">18</w:t>
+    </w:r>
+  </w:p>
+  <w:p>
+    <w:pPr>
+      <w:framePr w:w="1440" w:h="13440" w:hRule="exact" w:wrap="notBeside" w:vAnchor="page" w:hAnchor="page" w:x="0" w:y="1440"/>
+      <w:spacing w:before="0" w:after="0" w:line="480" w:lineRule="exact"/>
+      <w:ind w:left="0" w:firstLine="0"/>
+      <w:jc w:val="right"/>
+    </w:pPr>
+    <w:r>
+      <w:t xml:space="preserve">19</w:t>
+    </w:r>
+  </w:p>
+  <w:p>
+    <w:pPr>
+      <w:framePr w:w="1440" w:h="13440" w:hRule="exact" w:wrap="notBeside" w:vAnchor="page" w:hAnchor="page" w:x="0" w:y="1440"/>
+      <w:spacing w:before="0" w:after="0" w:line="480" w:lineRule="exact"/>
+      <w:ind w:left="0" w:firstLine="0"/>
+      <w:jc w:val="right"/>
+    </w:pPr>
+    <w:r>
+      <w:t xml:space="preserve">20</w:t>
+    </w:r>
+  </w:p>
+  <w:p>
+    <w:pPr>
+      <w:framePr w:w="1440" w:h="13440" w:hRule="exact" w:wrap="notBeside" w:vAnchor="page" w:hAnchor="page" w:x="0" w:y="1440"/>
+      <w:spacing w:before="0" w:after="0" w:line="480" w:lineRule="exact"/>
+      <w:ind w:left="0" w:firstLine="0"/>
+      <w:jc w:val="right"/>
+    </w:pPr>
+    <w:r>
+      <w:t xml:space="preserve">21</w:t>
+    </w:r>
+  </w:p>
+  <w:p>
+    <w:pPr>
+      <w:framePr w:w="1440" w:h="13440" w:hRule="exact" w:wrap="notBeside" w:vAnchor="page" w:hAnchor="page" w:x="0" w:y="1440"/>
+      <w:spacing w:before="0" w:after="0" w:line="480" w:lineRule="exact"/>
+      <w:ind w:left="0" w:firstLine="0"/>
+      <w:jc w:val="right"/>
+    </w:pPr>
+    <w:r>
+      <w:t xml:space="preserve">22</w:t>
+    </w:r>
+  </w:p>
+  <w:p>
+    <w:pPr>
+      <w:framePr w:w="1440" w:h="13440" w:hRule="exact" w:wrap="notBeside" w:vAnchor="page" w:hAnchor="page" w:x="0" w:y="1440"/>
+      <w:spacing w:before="0" w:after="0" w:line="480" w:lineRule="exact"/>
+      <w:ind w:left="0" w:firstLine="0"/>
+      <w:jc w:val="right"/>
+    </w:pPr>
+    <w:r>
+      <w:t xml:space="preserve">23</w:t>
+    </w:r>
+  </w:p>
+  <w:p>
+    <w:pPr>
+      <w:framePr w:w="1440" w:h="13440" w:hRule="exact" w:wrap="notBeside" w:vAnchor="page" w:hAnchor="page" w:x="0" w:y="1440"/>
+      <w:spacing w:before="0" w:after="0" w:line="480" w:lineRule="exact"/>
+      <w:ind w:left="0" w:firstLine="0"/>
+      <w:jc w:val="right"/>
+    </w:pPr>
+    <w:r>
+      <w:t xml:space="preserve">24</w:t>
+    </w:r>
+  </w:p>
+  <w:p>
+    <w:pPr>
+      <w:framePr w:w="1440" w:h="13440" w:hRule="exact" w:wrap="notBeside" w:vAnchor="page" w:hAnchor="page" w:x="0" w:y="1440"/>
+      <w:spacing w:before="0" w:after="0" w:line="480" w:lineRule="exact"/>
+      <w:ind w:left="0" w:firstLine="0"/>
+      <w:jc w:val="right"/>
+    </w:pPr>
+    <w:r>
+      <w:t xml:space="preserve">25</w:t>
+    </w:r>
+  </w:p>
+  <w:p>
+    <w:pPr>
+      <w:framePr w:w="1440" w:h="13440" w:hRule="exact" w:wrap="notBeside" w:vAnchor="page" w:hAnchor="page" w:x="0" w:y="1440"/>
+      <w:spacing w:before="0" w:after="0" w:line="480" w:lineRule="exact"/>
+      <w:ind w:left="0" w:firstLine="0"/>
+      <w:jc w:val="right"/>
+    </w:pPr>
+    <w:r>
+      <w:t xml:space="preserve">26</w:t>
+    </w:r>
+  </w:p>
+  <w:p>
+    <w:pPr>
+      <w:framePr w:w="1440" w:h="13440" w:hRule="exact" w:wrap="notBeside" w:vAnchor="page" w:hAnchor="page" w:x="0" w:y="1440"/>
+      <w:spacing w:before="0" w:after="0" w:line="480" w:lineRule="exact"/>
+      <w:ind w:left="0" w:firstLine="0"/>
+      <w:jc w:val="right"/>
+    </w:pPr>
+    <w:r>
+      <w:t xml:space="preserve">27</w:t>
+    </w:r>
+  </w:p>
+  <w:p>
+    <w:pPr>
+      <w:framePr w:w="1440" w:h="13440" w:hRule="exact" w:wrap="notBeside" w:vAnchor="page" w:hAnchor="page" w:x="0" w:y="1440"/>
+      <w:spacing w:before="0" w:after="0" w:line="480" w:lineRule="exact"/>
+      <w:ind w:left="0" w:firstLine="0"/>
+      <w:jc w:val="right"/>
+    </w:pPr>
+    <w:r>
+      <w:t xml:space="preserve">28</w:t>
+    </w:r>
+  </w:p>
+  <w:p>
+    <w:pPr>
+      <w:pBdr>
+        <w:top w:val="single" w:sz="4" w:space="2" w:color="000000"/>
+      </w:pBdr>
+      <w:spacing w:before="0" w:after="0" w:line="240" w:lineRule="exact"/>
+      <w:ind w:left="0" w:firstLine="0"/>
+      <w:jc w:val="center"/>
+    </w:pPr>
+    <w:r>
+      <w:fldChar w:fldCharType="begin"/>
+    </w:r>
+    <w:r>
+      <w:instrText xml:space="preserve"> PAGE </w:instrText>
+    </w:r>
+    <w:r>
+      <w:fldChar w:fldCharType="separate"/>
+    </w:r>
+    <w:r>
+      <w:t xml:space="preserve">1</w:t>
+    </w:r>
+    <w:r>
+      <w:fldChar w:fldCharType="end"/>
+    </w:r>
+  </w:p>
+  <w:p>
+    <w:pPr>
+      <w:spacing w:before="0" w:after="0" w:line="240" w:lineRule="exact"/>
+      <w:ind w:left="0" w:firstLine="0"/>
+      <w:jc w:val="center"/>
+      <w:rPr>
+        <w:sz w:val="20"/>
+        <w:szCs w:val="20"/>
+      </w:rPr>
+    </w:pPr>
+    <w:r>
+      <w:rPr>
+        <w:sz w:val="20"/>
+        <w:szCs w:val="20"/>
+      </w:rPr>
+      <w:t xml:space="preserve">MEMORANDUM OF POINTS AND AUTHORITIES IN SUPPORT OF MOTION</w:t>
+    </w:r>
+  </w:p>
+</w:ftr>
+</file>
+
+<file path=word/ftr-page.xml><?xml version="1.0" encoding="utf-8"?>
+<w:ftr xmlns:w="http://schemas.openxmlformats.org/wordprocessingml/2006/main" xmlns:r="http://schemas.openxmlformats.org/officeDocument/2006/relationships">
+  <w:p>
+    <w:pPr>
+      <w:spacing w:before="0" w:after="0"/>
+      <w:jc w:val="center"/>
+    </w:pPr>
+    <w:r>
+      <w:fldChar w:fldCharType="begin"/>
+    </w:r>
+    <w:r>
+      <w:instrText xml:space="preserve"> PAGE </w:instrText>
+    </w:r>
+    <w:r>
+      <w:fldChar w:fldCharType="separate"/>
+    </w:r>
+    <w:r>
+      <w:t>1</w:t>
+    </w:r>
+    <w:r>
+      <w:fldChar w:fldCharType="end"/>
+    </w:r>
+  </w:p>
+</w:ftr>
 </file>
 
 <file path=word/numbering.xml><?xml version="1.0" encoding="utf-8"?>
@@ -734,19 +2809,48 @@
   <w:docDefaults>
     <w:rPrDefault>
       <w:rPr>
-        <w:rFonts w:ascii="Liberation Serif" w:hAnsi="Liberation Serif" w:eastAsia="Liberation Serif" w:cs="Liberation Serif"/>
+        <w:rFonts w:ascii="Times New Roman" w:hAnsi="Times New Roman" w:eastAsia="Times New Roman" w:cs="Times New Roman"/>
         <w:sz w:val="24"/>
         <w:szCs w:val="24"/>
-        <w:lang w:val="en-US"/>
+        <w:lang w:val="en-US" w:eastAsia="zh-CN" w:bidi="ar-SA"/>
       </w:rPr>
     </w:rPrDefault>
     <w:pPrDefault>
       <w:pPr>
-        <w:spacing w:before="0" w:after="0" w:line="240" w:lineRule="auto"/>
+        <w:widowControl/>
+        <w:spacing w:after="0"/>
       </w:pPr>
     </w:pPrDefault>
   </w:docDefaults>
   <w:latentStyles w:defLockedState="0" w:defUIPriority="0" w:defSemiHidden="0" w:defUnhideWhenUsed="0" w:defQFormat="0" w:count="276"/>
+  <w:style w:type="paragraph" w:default="1" w:styleId="Normal">
+    <w:name w:val="Normal"/>
+    <w:qFormat/>
+  </w:style>
+  <w:style w:type="paragraph" w:styleId="BodyText">
+    <w:name w:val="Body Text"/>
+    <w:basedOn w:val="Normal"/>
+    <w:link w:val="BodyTextChar"/>
+    <w:qFormat/>
+    <w:pPr>
+      <w:spacing w:before="0" w:after="0" w:line="480" w:lineRule="exact"/>
+      <w:ind w:firstLine="720"/>
+    </w:pPr>
+  </w:style>
+  <w:style w:type="paragraph" w:customStyle="1" w:styleId="FirstParagraph">
+    <w:name w:val="First Paragraph"/>
+    <w:basedOn w:val="BodyText"/>
+    <w:next w:val="BodyText"/>
+    <w:qFormat/>
+  </w:style>
+  <w:style w:type="paragraph" w:customStyle="1" w:styleId="Compact">
+    <w:name w:val="Compact"/>
+    <w:basedOn w:val="BodyText"/>
+    <w:qFormat/>
+    <w:pPr>
+      <w:spacing w:before="36" w:after="36"/>
+    </w:pPr>
+  </w:style>
   <w:style w:type="paragraph" w:styleId="Title">
     <w:name w:val="Title"/>
     <w:basedOn w:val="Normal"/>
@@ -879,6 +2983,111 @@
     <w:qFormat/>
     <w:pPr/>
     <w:rPr/>
+  </w:style>
+  <w:style w:type="paragraph" w:styleId="Heading1">
+    <w:name w:val="heading 1"/>
+    <w:basedOn w:val="Normal"/>
+    <w:next w:val="BodyText"/>
+    <w:link w:val="Heading1Char"/>
+    <w:uiPriority w:val="9"/>
+    <w:qFormat/>
+    <w:rsid w:val="00A10FD9"/>
+    <w:pPr>
+      <w:keepNext/>
+      <w:keepLines/>
+      <w:spacing w:before="0" w:after="0" w:line="480" w:lineRule="exact"/>
+      <w:ind w:firstLine="0"/>
+      <w:jc w:val="center"/>
+      <w:outlineLvl w:val="0"/>
+    </w:pPr>
+    <w:rPr>
+      <w:rFonts w:ascii="Times New Roman" w:hAnsi="Times New Roman" w:eastAsia="Times New Roman" w:cs="Times New Roman"/>
+      <w:b/>
+      <w:bCs/>
+      <w:caps/>
+      <w:color w:val="000000"/>
+      <w:sz w:val="24"/>
+      <w:szCs w:val="24"/>
+    </w:rPr>
+  </w:style>
+  <w:style w:type="paragraph" w:styleId="Heading2">
+    <w:name w:val="heading 2"/>
+    <w:basedOn w:val="Normal"/>
+    <w:next w:val="BodyText"/>
+    <w:link w:val="Heading2Char"/>
+    <w:uiPriority w:val="9"/>
+    <w:semiHidden/>
+    <w:unhideWhenUsed/>
+    <w:qFormat/>
+    <w:rsid w:val="00A10FD9"/>
+    <w:pPr>
+      <w:keepNext/>
+      <w:keepLines/>
+      <w:spacing w:before="0" w:after="0" w:line="480" w:lineRule="exact"/>
+      <w:ind w:firstLine="0"/>
+      <w:outlineLvl w:val="1"/>
+    </w:pPr>
+    <w:rPr>
+      <w:rFonts w:ascii="Times New Roman" w:hAnsi="Times New Roman" w:eastAsia="Times New Roman" w:cs="Times New Roman"/>
+      <w:b/>
+      <w:bCs/>
+      <w:color w:val="000000"/>
+      <w:sz w:val="24"/>
+      <w:szCs w:val="24"/>
+    </w:rPr>
+  </w:style>
+  <w:style w:type="paragraph" w:styleId="Heading3">
+    <w:name w:val="heading 3"/>
+    <w:basedOn w:val="Normal"/>
+    <w:next w:val="BodyText"/>
+    <w:link w:val="Heading3Char"/>
+    <w:uiPriority w:val="9"/>
+    <w:semiHidden/>
+    <w:unhideWhenUsed/>
+    <w:qFormat/>
+    <w:rsid w:val="00A10FD9"/>
+    <w:pPr>
+      <w:keepNext/>
+      <w:keepLines/>
+      <w:spacing w:before="0" w:after="0" w:line="480" w:lineRule="exact"/>
+      <w:ind w:firstLine="0"/>
+      <w:outlineLvl w:val="2"/>
+    </w:pPr>
+    <w:rPr>
+      <w:rFonts w:ascii="Times New Roman" w:hAnsi="Times New Roman" w:eastAsia="Times New Roman" w:cs="Times New Roman"/>
+      <w:b/>
+      <w:bCs/>
+      <w:color w:val="000000"/>
+      <w:sz w:val="24"/>
+      <w:szCs w:val="24"/>
+    </w:rPr>
+  </w:style>
+  <w:style w:type="paragraph" w:styleId="Heading4">
+    <w:name w:val="heading 4"/>
+    <w:basedOn w:val="Normal"/>
+    <w:next w:val="BodyText"/>
+    <w:link w:val="Heading4Char"/>
+    <w:uiPriority w:val="9"/>
+    <w:semiHidden/>
+    <w:unhideWhenUsed/>
+    <w:qFormat/>
+    <w:rsid w:val="00A10FD9"/>
+    <w:pPr>
+      <w:keepNext/>
+      <w:keepLines/>
+      <w:spacing w:before="0" w:after="0" w:line="480" w:lineRule="exact"/>
+      <w:ind w:firstLine="0"/>
+      <w:outlineLvl w:val="3"/>
+    </w:pPr>
+    <w:rPr>
+      <w:rFonts w:ascii="Times New Roman" w:hAnsi="Times New Roman" w:eastAsia="Times New Roman" w:cs="Times New Roman"/>
+      <w:b/>
+      <w:bCs/>
+      <w:i/>
+      <w:color w:val="000000"/>
+      <w:sz w:val="24"/>
+      <w:szCs w:val="24"/>
+    </w:rPr>
   </w:style>
   <w:style w:type="paragraph" w:styleId="Heading5">
     <w:name w:val="heading 5"/>
@@ -893,12 +3102,18 @@
     <w:pPr>
       <w:keepNext/>
       <w:keepLines/>
-      <w:spacing w:before="80" w:after="40"/>
+      <w:spacing w:before="0" w:after="0" w:line="480" w:lineRule="exact"/>
+      <w:ind w:firstLine="0"/>
       <w:outlineLvl w:val="4"/>
     </w:pPr>
     <w:rPr>
-      <w:rFonts w:eastAsiaTheme="majorEastAsia" w:cstheme="majorBidi"/>
-      <w:color w:val="0F4761" w:themeColor="accent1" w:themeShade="BF"/>
+      <w:rFonts w:ascii="Times New Roman" w:hAnsi="Times New Roman" w:eastAsia="Times New Roman" w:cs="Times New Roman"/>
+      <w:b/>
+      <w:bCs/>
+      <w:i/>
+      <w:color w:val="000000"/>
+      <w:sz w:val="24"/>
+      <w:szCs w:val="24"/>
     </w:rPr>
   </w:style>
   <w:style w:type="paragraph" w:styleId="Heading6">
@@ -1108,6 +3323,15 @@
       <w:color w:val="272727" w:themeColor="text1" w:themeTint="D8"/>
     </w:rPr>
   </w:style>
+  <w:style w:type="paragraph" w:customStyle="1" w:styleId="ListItem">
+    <w:name w:val="List Item"/>
+    <w:basedOn w:val="BodyText"/>
+    <w:qFormat/>
+    <w:pPr>
+      <w:spacing w:before="0" w:after="0" w:line="480" w:lineRule="exact"/>
+      <w:ind w:left="720" w:hanging="720"/>
+    </w:pPr>
+  </w:style>
   <w:style w:type="paragraph" w:styleId="BlockText">
     <w:name w:val="Block Text"/>
     <w:basedOn w:val="BodyText"/>
@@ -1116,9 +3340,25 @@
     <w:unhideWhenUsed/>
     <w:qFormat/>
     <w:pPr>
-      <w:spacing w:before="100" w:after="100"/>
-      <w:ind w:firstLine="0" w:left="480" w:right="480"/>
-    </w:pPr>
+      <w:spacing w:before="280" w:after="280" w:line="240" w:lineRule="exact"/>
+      <w:ind w:firstLine="0" w:left="720" w:right="720"/>
+    </w:pPr>
+  </w:style>
+  <w:style w:type="paragraph" w:styleId="FootnoteText">
+    <w:name w:val="Footnote Text"/>
+    <w:basedOn w:val="Normal"/>
+    <w:next w:val="FootnoteText"/>
+    <w:uiPriority w:val="9"/>
+    <w:unhideWhenUsed/>
+    <w:qFormat/>
+    <w:pPr>
+      <w:keepLines/>
+      <w:spacing w:before="0" w:after="0" w:line="480" w:lineRule="exact"/>
+    </w:pPr>
+    <w:rPr>
+      <w:sz w:val="24"/>
+      <w:szCs w:val="24"/>
+    </w:rPr>
   </w:style>
   <w:style w:type="paragraph" w:styleId="FootnoteBlockText">
     <w:name w:val="Footnote Block Text"/>
@@ -1128,8 +3368,8 @@
     <w:unhideWhenUsed/>
     <w:qFormat/>
     <w:pPr>
-      <w:spacing w:before="100" w:after="100"/>
-      <w:ind w:firstLine="0" w:left="480" w:right="480"/>
+      <w:spacing w:before="280" w:after="280"/>
+      <w:ind w:firstLine="0" w:left="720" w:right="720"/>
     </w:pPr>
   </w:style>
   <w:style w:type="character" w:default="1" w:styleId="DefaultParagraphFont">
@@ -1237,7 +3477,7 @@
     <w:name w:val="Hyperlink"/>
     <w:basedOn w:val="BodyTextChar"/>
     <w:rPr>
-      <w:color w:val="4F81BD" w:themeColor="accent1"/>
+      <w:color w:val="000000"/>
     </w:rPr>
   </w:style>
   <w:style w:type="paragraph" w:styleId="TOCHeading">
@@ -1258,294 +3498,14 @@
       <w:color w:val="365F91" w:themeColor="accent1" w:themeShade="BF"/>
     </w:rPr>
   </w:style>
-  <w:style w:type="paragraph" w:default="1" w:styleId="Normal">
-    <w:name w:val="Normal"/>
-    <w:qFormat/>
-    <w:pPr>
-      <w:spacing w:before="0" w:after="0" w:line="480" w:lineRule="exact"/>
-      <w:ind w:firstLine="0"/>
-    </w:pPr>
-    <w:rPr>
-      <w:rFonts w:ascii="Liberation Serif" w:hAnsi="Liberation Serif" w:eastAsia="Liberation Serif" w:cs="Liberation Serif"/>
-      <w:color w:val="000000"/>
-      <w:sz w:val="24"/>
-      <w:szCs w:val="24"/>
-    </w:rPr>
-  </w:style>
-  <w:style w:type="paragraph" w:styleId="BodyText">
-    <w:name w:val="Body Text"/>
-    <w:basedOn w:val="Normal"/>
-    <w:qFormat/>
-    <w:pPr>
-      <w:spacing w:before="0" w:after="0" w:line="480" w:lineRule="exact"/>
-      <w:ind w:firstLine="720"/>
-    </w:pPr>
-    <w:rPr>
-      <w:rFonts w:ascii="Liberation Serif" w:hAnsi="Liberation Serif" w:eastAsia="Liberation Serif" w:cs="Liberation Serif"/>
-      <w:color w:val="000000"/>
-      <w:sz w:val="24"/>
-      <w:szCs w:val="24"/>
-    </w:rPr>
-  </w:style>
-  <w:style w:type="paragraph" w:customStyle="1" w:styleId="FirstParagraph">
-    <w:name w:val="First Paragraph"/>
+  <w:style w:type="paragraph" w:customStyle="1" w:styleId="BodyTextKeep">
+    <w:name w:val="Body Text Keep"/>
     <w:basedOn w:val="BodyText"/>
     <w:qFormat/>
     <w:pPr>
-      <w:spacing w:before="0" w:after="0" w:line="480" w:lineRule="exact"/>
-      <w:ind w:firstLine="720"/>
-    </w:pPr>
-    <w:rPr>
-      <w:rFonts w:ascii="Liberation Serif" w:hAnsi="Liberation Serif" w:eastAsia="Liberation Serif" w:cs="Liberation Serif"/>
-      <w:color w:val="000000"/>
-      <w:sz w:val="24"/>
-      <w:szCs w:val="24"/>
-    </w:rPr>
-  </w:style>
-  <w:style w:type="paragraph" w:customStyle="1" w:styleId="Compact">
-    <w:name w:val="Compact"/>
-    <w:basedOn w:val="BodyText"/>
-    <w:qFormat/>
-    <w:pPr>
-      <w:spacing w:before="0" w:after="0" w:line="480" w:lineRule="exact"/>
-      <w:ind w:firstLine="720"/>
-    </w:pPr>
-    <w:rPr>
-      <w:rFonts w:ascii="Liberation Serif" w:hAnsi="Liberation Serif" w:eastAsia="Liberation Serif" w:cs="Liberation Serif"/>
-      <w:color w:val="000000"/>
-      <w:sz w:val="24"/>
-      <w:szCs w:val="24"/>
-    </w:rPr>
-  </w:style>
-  <w:style w:type="paragraph" w:styleId="Heading1">
-    <w:name w:val="heading 1"/>
-    <w:basedOn w:val="Normal"/>
-    <w:qFormat/>
-    <w:pPr>
       <w:keepNext/>
       <w:keepLines/>
-      <w:spacing w:before="240" w:after="240" w:line="480" w:lineRule="exact"/>
-      <w:ind w:left="0" w:firstLine="0"/>
-      <w:jc w:val="center"/>
-    </w:pPr>
-    <w:rPr>
-      <w:rFonts w:ascii="Liberation Serif" w:hAnsi="Liberation Serif" w:eastAsia="Liberation Serif" w:cs="Liberation Serif"/>
-      <w:b/>
-      <w:bCs/>
-      <w:caps/>
-      <w:color w:val="000000"/>
-      <w:sz w:val="24"/>
-      <w:szCs w:val="24"/>
-    </w:rPr>
-  </w:style>
-  <w:style w:type="paragraph" w:styleId="Heading2">
-    <w:name w:val="heading 2"/>
-    <w:basedOn w:val="Normal"/>
-    <w:qFormat/>
-    <w:pPr>
-      <w:keepNext/>
-      <w:keepLines/>
-      <w:spacing w:before="240" w:after="240" w:line="480" w:lineRule="exact"/>
-      <w:ind w:left="0" w:firstLine="0"/>
-      <w:jc w:val="center"/>
-    </w:pPr>
-    <w:rPr>
-      <w:rFonts w:ascii="Liberation Serif" w:hAnsi="Liberation Serif" w:eastAsia="Liberation Serif" w:cs="Liberation Serif"/>
-      <w:b/>
-      <w:bCs/>
-      <w:caps/>
-      <w:color w:val="000000"/>
-      <w:sz w:val="24"/>
-      <w:szCs w:val="24"/>
-    </w:rPr>
-  </w:style>
-  <w:style w:type="paragraph" w:styleId="Heading3">
-    <w:name w:val="heading 3"/>
-    <w:basedOn w:val="Normal"/>
-    <w:qFormat/>
-    <w:pPr>
-      <w:keepNext/>
-      <w:keepLines/>
-      <w:spacing w:before="240" w:after="240" w:line="480" w:lineRule="exact"/>
-      <w:ind w:left="0" w:firstLine="0"/>
-    </w:pPr>
-    <w:rPr>
-      <w:rFonts w:ascii="Liberation Serif" w:hAnsi="Liberation Serif" w:eastAsia="Liberation Serif" w:cs="Liberation Serif"/>
-      <w:b/>
-      <w:bCs/>
-      <w:color w:val="000000"/>
-      <w:sz w:val="24"/>
-      <w:szCs w:val="24"/>
-    </w:rPr>
-  </w:style>
-  <w:style w:type="paragraph" w:styleId="Heading4">
-    <w:name w:val="heading 4"/>
-    <w:basedOn w:val="Normal"/>
-    <w:qFormat/>
-    <w:pPr>
-      <w:keepNext/>
-      <w:keepLines/>
-      <w:spacing w:before="240" w:after="240" w:line="480" w:lineRule="exact"/>
-      <w:ind w:left="0" w:firstLine="0"/>
-    </w:pPr>
-    <w:rPr>
-      <w:rFonts w:ascii="Liberation Serif" w:hAnsi="Liberation Serif" w:eastAsia="Liberation Serif" w:cs="Liberation Serif"/>
-      <w:b/>
-      <w:bCs/>
-      <w:i/>
-      <w:iCs/>
-      <w:color w:val="000000"/>
-      <w:sz w:val="24"/>
-      <w:szCs w:val="24"/>
-    </w:rPr>
-  </w:style>
-  <w:style w:type="paragraph" w:styleId="FootnoteText">
-    <w:name w:val="footnote text"/>
-    <w:basedOn w:val="Normal"/>
-    <w:qFormat/>
-    <w:pPr>
-      <w:spacing w:before="0" w:after="120" w:line="240" w:lineRule="auto"/>
-      <w:ind w:firstLine="0"/>
-    </w:pPr>
-    <w:rPr>
-      <w:rFonts w:ascii="Liberation Serif" w:hAnsi="Liberation Serif" w:eastAsia="Liberation Serif" w:cs="Liberation Serif"/>
-      <w:color w:val="000000"/>
-      <w:sz w:val="24"/>
-      <w:szCs w:val="24"/>
-    </w:rPr>
-  </w:style>
-  <w:style w:type="paragraph" w:customStyle="1" w:styleId="Single">
-    <w:name w:val="Single"/>
-    <w:basedOn w:val="Normal"/>
-    <w:qFormat/>
-    <w:pPr>
-      <w:spacing w:before="0" w:after="0" w:line="240" w:lineRule="exact"/>
-      <w:ind w:firstLine="0"/>
-    </w:pPr>
-    <w:rPr>
-      <w:rFonts w:ascii="Liberation Serif" w:hAnsi="Liberation Serif" w:eastAsia="Liberation Serif" w:cs="Liberation Serif"/>
-      <w:color w:val="000000"/>
-      <w:sz w:val="24"/>
-      <w:szCs w:val="24"/>
-    </w:rPr>
-  </w:style>
-  <w:style w:type="paragraph" w:customStyle="1" w:styleId="SigBlock">
-    <w:name w:val="Signature Block"/>
-    <w:basedOn w:val="Single"/>
-    <w:qFormat/>
-    <w:pPr>
-      <w:spacing w:before="0" w:after="0" w:line="240" w:lineRule="exact"/>
-      <w:ind w:left="4464" w:firstLine="0"/>
-    </w:pPr>
-    <w:rPr>
-      <w:rFonts w:ascii="Liberation Serif" w:hAnsi="Liberation Serif" w:eastAsia="Liberation Serif" w:cs="Liberation Serif"/>
-      <w:color w:val="000000"/>
-      <w:sz w:val="24"/>
-      <w:szCs w:val="24"/>
-    </w:rPr>
-  </w:style>
-  <w:style w:type="paragraph" w:customStyle="1" w:styleId="SigName">
-    <w:name w:val="Signature Name"/>
-    <w:basedOn w:val="Single"/>
-    <w:qFormat/>
-    <w:pPr>
-      <w:spacing w:before="0" w:after="0" w:line="240" w:lineRule="exact"/>
-      <w:ind w:left="4896" w:firstLine="0"/>
-    </w:pPr>
-    <w:rPr>
-      <w:rFonts w:ascii="Liberation Serif" w:hAnsi="Liberation Serif" w:eastAsia="Liberation Serif" w:cs="Liberation Serif"/>
-      <w:b/>
-      <w:bCs/>
-      <w:caps/>
-      <w:color w:val="000000"/>
-      <w:sz w:val="24"/>
-      <w:szCs w:val="24"/>
-    </w:rPr>
-  </w:style>
-  <w:style w:type="paragraph" w:customStyle="1" w:styleId="SigRole">
-    <w:name w:val="Signature Role"/>
-    <w:basedOn w:val="Single"/>
-    <w:qFormat/>
-    <w:pPr>
-      <w:spacing w:before="0" w:after="0" w:line="240" w:lineRule="exact"/>
-      <w:ind w:left="4896" w:firstLine="0"/>
-    </w:pPr>
-    <w:rPr>
-      <w:rFonts w:ascii="Liberation Serif" w:hAnsi="Liberation Serif" w:eastAsia="Liberation Serif" w:cs="Liberation Serif"/>
-      <w:color w:val="000000"/>
-      <w:sz w:val="24"/>
-      <w:szCs w:val="24"/>
-    </w:rPr>
-  </w:style>
-  <w:style w:type="paragraph" w:customStyle="1" w:styleId="CourtTitle">
-    <w:name w:val="Court Title"/>
-    <w:basedOn w:val="Normal"/>
-    <w:qFormat/>
-    <w:pPr>
-      <w:spacing w:before="0" w:after="0" w:line="480" w:lineRule="exact"/>
-      <w:ind w:firstLine="0"/>
-      <w:jc w:val="center"/>
-    </w:pPr>
-    <w:rPr>
-      <w:rFonts w:ascii="Liberation Serif" w:hAnsi="Liberation Serif" w:eastAsia="Liberation Serif" w:cs="Liberation Serif"/>
-      <w:b/>
-      <w:bCs/>
-      <w:color w:val="000000"/>
-      <w:sz w:val="24"/>
-      <w:szCs w:val="24"/>
-    </w:rPr>
-  </w:style>
-  <w:style w:type="paragraph" w:customStyle="1" w:styleId="CaptionTitle">
-    <w:name w:val="Caption Title"/>
-    <w:basedOn w:val="Single"/>
-    <w:qFormat/>
-    <w:pPr>
-      <w:spacing w:before="0" w:after="0" w:line="240" w:lineRule="exact"/>
-      <w:ind w:firstLine="0"/>
-    </w:pPr>
-    <w:rPr>
-      <w:rFonts w:ascii="Liberation Serif" w:hAnsi="Liberation Serif" w:eastAsia="Liberation Serif" w:cs="Liberation Serif"/>
-      <w:b/>
-      <w:bCs/>
-      <w:color w:val="000000"/>
-      <w:sz w:val="24"/>
-      <w:szCs w:val="24"/>
-    </w:rPr>
-  </w:style>
-  <w:style w:type="paragraph" w:customStyle="1" w:styleId="FeeLabel">
-    <w:name w:val="Fee Label"/>
-    <w:basedOn w:val="Single"/>
-    <w:qFormat/>
-    <w:pPr>
-      <w:spacing w:before="0" w:after="0" w:line="240" w:lineRule="exact"/>
-      <w:ind w:firstLine="0"/>
-      <w:jc w:val="right"/>
-    </w:pPr>
-    <w:rPr>
-      <w:rFonts w:ascii="Liberation Serif" w:hAnsi="Liberation Serif" w:eastAsia="Liberation Serif" w:cs="Liberation Serif"/>
-      <w:color w:val="000000"/>
-      <w:sz w:val="24"/>
-      <w:szCs w:val="24"/>
-    </w:rPr>
-  </w:style>
-  <w:style w:type="paragraph" w:customStyle="1" w:styleId="JuryDemand">
-    <w:name w:val="Jury Demand"/>
-    <w:basedOn w:val="Normal"/>
-    <w:qFormat/>
-    <w:pPr>
-      <w:spacing w:before="480" w:after="240" w:line="480" w:lineRule="exact"/>
-      <w:ind w:firstLine="0"/>
-      <w:jc w:val="center"/>
-    </w:pPr>
-    <w:rPr>
-      <w:rFonts w:ascii="Liberation Serif" w:hAnsi="Liberation Serif" w:eastAsia="Liberation Serif" w:cs="Liberation Serif"/>
-      <w:b/>
-      <w:bCs/>
-      <w:caps/>
-      <w:color w:val="000000"/>
-      <w:sz w:val="24"/>
-      <w:szCs w:val="24"/>
-    </w:rPr>
+    </w:pPr>
   </w:style>
   <w:style w:type="paragraph" w:customStyle="1" w:styleId="SourceCode">
     <w:name w:val="Source Code"/>
